--- a/public/uploads/swakelola/sppg/B. 1. SK Penetapan Penyelenggara Swakelola SPPG oleh KPA.docx
+++ b/public/uploads/swakelola/sppg/B. 1. SK Penetapan Penyelenggara Swakelola SPPG oleh KPA.docx
@@ -4,42 +4,47 @@
   <w:body>
     <w:p>
       <w:pPr>
-        <w:spacing w:before="0" w:after="40"/>
+        <w:spacing w:before="0" w:after="200" w:line="240" w:lineRule="auto"/>
         <w:jc w:val="center"/>
       </w:pPr>
       <w:r>
-        <w:rPr>
-          <w:rFonts w:ascii="Arial" w:hAnsi="Arial"/>
-          <w:b/>
-          <w:sz w:val="22"/>
-        </w:rPr>
-        <w:t>KEMENTERIAN PEKERJAAN UMUM</w:t>
-        <w:br/>
-        <w:t>DIREKTORAT JENDERAL PRASARANA STRATEGIS</w:t>
-        <w:br/>
-        <w:t>SATUAN KERJA PELAKSANAAN PRASARANA STRATEGIS RIAU</w:t>
-        <w:br/>
+        <w:drawing>
+          <wp:inline xmlns:a="http://schemas.openxmlformats.org/drawingml/2006/main" xmlns:pic="http://schemas.openxmlformats.org/drawingml/2006/picture">
+            <wp:extent cx="5940000" cy="876504"/>
+            <wp:docPr id="1" name="Picture 1"/>
+            <wp:cNvGraphicFramePr>
+              <a:graphicFrameLocks noChangeAspect="1"/>
+            </wp:cNvGraphicFramePr>
+            <a:graphic>
+              <a:graphicData uri="http://schemas.openxmlformats.org/drawingml/2006/picture">
+                <pic:pic>
+                  <pic:nvPicPr>
+                    <pic:cNvPr id="0" name="1775466518_6770018a33b3f91eebd0.png"/>
+                    <pic:cNvPicPr/>
+                  </pic:nvPicPr>
+                  <pic:blipFill>
+                    <a:blip r:embed="rId9"/>
+                    <a:stretch>
+                      <a:fillRect/>
+                    </a:stretch>
+                  </pic:blipFill>
+                  <pic:spPr>
+                    <a:xfrm>
+                      <a:off x="0" y="0"/>
+                      <a:ext cx="5940000" cy="876504"/>
+                    </a:xfrm>
+                    <a:prstGeom prst="rect"/>
+                  </pic:spPr>
+                </pic:pic>
+              </a:graphicData>
+            </a:graphic>
+          </wp:inline>
+        </w:drawing>
       </w:r>
     </w:p>
     <w:p>
       <w:pPr>
-        <w:spacing w:before="0" w:after="160"/>
-        <w:jc w:val="center"/>
-      </w:pPr>
-      <w:r>
-        <w:rPr>
-          <w:rFonts w:ascii="Arial" w:hAnsi="Arial"/>
-          <w:color w:val="787878"/>
-          <w:sz w:val="17"/>
-        </w:rPr>
-        <w:t>Jalan Bakti, Ruko Komplek Mutiara Asri Garden, Sidomulyo Timur, Marpoyan Damai, Pekanbaru</w:t>
-        <w:br/>
-        <w:t>—————————————————————————————————————————————————————————————————</w:t>
-      </w:r>
-    </w:p>
-    <w:p>
-      <w:pPr>
-        <w:spacing w:before="160" w:after="200"/>
+        <w:spacing w:before="40" w:after="40" w:line="276" w:lineRule="auto"/>
         <w:jc w:val="center"/>
       </w:pPr>
       <w:r>
@@ -49,252 +54,11 @@
           <w:sz w:val="23"/>
         </w:rPr>
         <w:t>KEPUTUSAN KUASA PENGGUNA ANGGARAN</w:t>
-        <w:br/>
-      </w:r>
-      <w:r>
-        <w:rPr>
-          <w:rFonts w:ascii="Arial" w:hAnsi="Arial"/>
-          <w:b/>
-          <w:sz w:val="23"/>
-        </w:rPr>
-        <w:t>SATUAN KERJA PELAKSANAAN PRASARANA STRATEGIS RIAU</w:t>
-        <w:br/>
-      </w:r>
-      <w:r>
-        <w:rPr>
-          <w:rFonts w:ascii="Arial" w:hAnsi="Arial"/>
-          <w:b/>
-          <w:sz w:val="23"/>
-        </w:rPr>
-        <w:t>NOMOR: 28/KPTS/SATKER-PPS.RIAU/2025</w:t>
-        <w:br/>
-      </w:r>
-      <w:r>
-        <w:rPr>
-          <w:rFonts w:ascii="Arial" w:hAnsi="Arial"/>
-          <w:b/>
-          <w:sz w:val="23"/>
-        </w:rPr>
-        <w:t>TENTANG</w:t>
-        <w:br/>
-      </w:r>
-      <w:r>
-        <w:rPr>
-          <w:rFonts w:ascii="Arial" w:hAnsi="Arial"/>
-          <w:b/>
-          <w:sz w:val="23"/>
-        </w:rPr>
-        <w:t>PENETAPAN PENYELENGGARA KEGIATAN SWAKELOLA (TIM PERSIAPAN, TIM PELAKSANA, DAN TIM PENGAWAS)</w:t>
-        <w:br/>
-      </w:r>
-      <w:r>
-        <w:rPr>
-          <w:rFonts w:ascii="Arial" w:hAnsi="Arial"/>
-          <w:b/>
-          <w:sz w:val="23"/>
-        </w:rPr>
-        <w:t>ADMINISTRASI KEGIATAN PEMBANGUNAN GEDUNG SPPG PROVINSI RIAU</w:t>
-        <w:br/>
-      </w:r>
-      <w:r>
-        <w:rPr>
-          <w:rFonts w:ascii="Arial" w:hAnsi="Arial"/>
-          <w:b/>
-          <w:sz w:val="23"/>
-        </w:rPr>
-        <w:t>TAHUN ANGGARAN 2025</w:t>
-      </w:r>
-    </w:p>
-    <w:p>
-      <w:r>
-        <w:rPr>
-          <w:rFonts w:ascii="Arial" w:hAnsi="Arial"/>
-          <w:b/>
-          <w:sz w:val="20"/>
-        </w:rPr>
-        <w:t>KUASA PENGGUNA ANGGARAN SATKER PELAKSANAAN PRASARANA STRATEGIS RIAU,</w:t>
-        <w:br/>
       </w:r>
     </w:p>
     <w:p>
       <w:pPr>
-        <w:spacing w:before="120" w:after="40"/>
-      </w:pPr>
-      <w:r>
-        <w:rPr>
-          <w:rFonts w:ascii="Arial" w:hAnsi="Arial"/>
-          <w:b/>
-          <w:sz w:val="20"/>
-        </w:rPr>
-        <w:t xml:space="preserve">Menimbang : </w:t>
-      </w:r>
-      <w:r>
-        <w:rPr>
-          <w:rFonts w:ascii="Arial" w:hAnsi="Arial"/>
-          <w:sz w:val="19"/>
-        </w:rPr>
-        <w:t>a. bahwa dalam rangka mendukung kelancaran pelaksanaan Program Pembangunan Satuan Pelayanan Pemenuhan Gizi (SPPG) di Provinsi Riau TA 2025, dipandang perlu melaksanakan kegiatan Administrasi Kegiatan Pembangunan Gedung SPPG;</w:t>
-        <w:br/>
-        <w:t>b. bahwa pelaksanaan kegiatan dimaksud dilaksanakan dengan metode Swakelola Tipe I sesuai dengan Peraturan Lembaga Kebijakan Pengadaan Barang/Jasa Pemerintah Nomor 3 Tahun 2021;</w:t>
-        <w:br/>
-        <w:t>c. bahwa berdasarkan pertimbangan huruf a dan b di atas, perlu menetapkan Keputusan Kuasa Pengguna Anggaran tentang Penetapan Tim Persiapan, Tim Pelaksana, dan Tim Pengawas Swakelola.</w:t>
-      </w:r>
-    </w:p>
-    <w:p>
-      <w:pPr>
-        <w:spacing w:before="120" w:after="40"/>
-      </w:pPr>
-      <w:r>
-        <w:rPr>
-          <w:rFonts w:ascii="Arial" w:hAnsi="Arial"/>
-          <w:b/>
-          <w:sz w:val="20"/>
-        </w:rPr>
-        <w:t xml:space="preserve">Mengingat : </w:t>
-      </w:r>
-      <w:r>
-        <w:rPr>
-          <w:rFonts w:ascii="Arial" w:hAnsi="Arial"/>
-          <w:sz w:val="19"/>
-        </w:rPr>
-        <w:t>1. Undang-Undang Nomor 17 Tahun 2003 tentang Keuangan Negara;</w:t>
-        <w:br/>
-        <w:t>2. Peraturan Presiden Nomor 16 Tahun 2018 tentang Pengadaan Barang/Jasa Pemerintah jo Peraturan Presiden Nomor 12 Tahun 2021;</w:t>
-        <w:br/>
-        <w:t>3. Peraturan Presiden Nomor 83 Tahun 2024 tentang Badan Gizi Nasional;</w:t>
-        <w:br/>
-        <w:t>4. Peraturan Lembaga LKPP Nomor 3 Tahun 2021 tentang Pedoman Swakelola;</w:t>
-        <w:br/>
-        <w:t>5. DIPA Satker Pelaksanaan Prasarana Strategis Riau TA 2025 Nomor: DIPA-145.06.1.691285/2025 Tanggal 02 Desember 2024.</w:t>
-      </w:r>
-    </w:p>
-    <w:p>
-      <w:pPr>
-        <w:spacing w:before="120" w:after="40"/>
-        <w:jc w:val="center"/>
-      </w:pPr>
-      <w:r>
-        <w:rPr>
-          <w:rFonts w:ascii="Arial" w:hAnsi="Arial"/>
-          <w:b/>
-          <w:sz w:val="20"/>
-        </w:rPr>
-        <w:t>MEMUTUSKAN</w:t>
-        <w:br/>
-      </w:r>
-    </w:p>
-    <w:p>
-      <w:pPr>
-        <w:spacing w:before="120" w:after="40"/>
-      </w:pPr>
-      <w:r>
-        <w:rPr>
-          <w:rFonts w:ascii="Arial" w:hAnsi="Arial"/>
-          <w:b/>
-          <w:sz w:val="20"/>
-        </w:rPr>
-        <w:t>Menetapkan</w:t>
-        <w:br/>
-      </w:r>
-      <w:r>
-        <w:rPr>
-          <w:rFonts w:ascii="Arial" w:hAnsi="Arial"/>
-          <w:sz w:val="19"/>
-        </w:rPr>
-        <w:t>KESATU : Membentuk dan menetapkan Tim Penyelenggara Swakelola Kegiatan Administrasi Pembangunan Gedung SPPG Provinsi Riau TA 2025 yang terdiri dari Tim Persiapan, Tim Pelaksana, dan Tim Pengawas sebagaimana tercantum dalam Lampiran Keputusan ini.</w:t>
-        <w:br/>
-        <w:br/>
-        <w:t>KEDUA : Tim Persiapan bertugas menyusun KAK final, menyusun rincian rencana kegiatan dan jadwal pelaksanaan, menyusun rencana kebutuhan personil dan bahan, serta memfasilitasi pembahasan persiapan swakelola.</w:t>
-        <w:br/>
-        <w:br/>
-        <w:t>KETIGA : Tim Pelaksana bertugas melaksanakan seluruh rangkaian kegiatan administrasi dan teknis lapangan, memfasilitasi belanja bahan dan ATK, melaksanakan kegiatan koordinasi/monitoring ke lokasi SPPG, membuat daftar hadir dan dokumentasi, serta menyusun laporan progres berkala.</w:t>
-        <w:br/>
-        <w:br/>
-        <w:t>KEEMPAT : Tim Pengawas bertugas melakukan pemantauan dan pengawasan atas kesesuaian volume, spesifikasi bahan, mutu, waktu pelaksanaan, serta melakukan rekonsiliasi realisasi anggaran terhadap rencana.</w:t>
-        <w:br/>
-        <w:br/>
-        <w:t>KELIMA : Keputusan ini berlaku sejak tanggal ditetapkan dengan ketentuan apabila di kemudian hari terdapat kekeliruan akan diperbaiki sebagaimana mestinya.</w:t>
-      </w:r>
-    </w:p>
-    <w:p>
-      <w:pPr>
-        <w:spacing w:before="280" w:after="80"/>
-        <w:jc w:val="right"/>
-      </w:pPr>
-      <w:r>
-        <w:rPr>
-          <w:rFonts w:ascii="Arial" w:hAnsi="Arial"/>
-          <w:sz w:val="20"/>
-        </w:rPr>
-      </w:r>
-    </w:p>
-    <w:p>
-      <w:pPr>
-        <w:jc w:val="right"/>
-      </w:pPr>
-      <w:r>
-        <w:rPr>
-          <w:rFonts w:ascii="Arial" w:hAnsi="Arial"/>
-          <w:b/>
-          <w:sz w:val="20"/>
-        </w:rPr>
-        <w:t>Ditetapkan di : Pekanbaru</w:t>
-        <w:br/>
-        <w:t>Pada tanggal : 23 September 2025</w:t>
-        <w:br/>
-        <w:br/>
-        <w:t>Kepala Satuan Kerja</w:t>
-        <w:br/>
-        <w:t>Pelaksanaan Prasarana Strategis Riau</w:t>
-        <w:br/>
-        <w:t>selaku Kuasa Pengguna Anggaran</w:t>
-      </w:r>
-    </w:p>
-    <w:p>
-      <w:pPr>
-        <w:jc w:val="right"/>
-      </w:pPr>
-      <w:r>
-        <w:rPr>
-          <w:rFonts w:ascii="Arial" w:hAnsi="Arial"/>
-          <w:b/>
-          <w:sz w:val="20"/>
-        </w:rPr>
-        <w:br/>
-        <w:br/>
-        <w:br/>
-        <w:br/>
-        <w:t>Muhammad Yudi Prasetya, S.T.</w:t>
-        <w:br/>
-        <w:t>NIP. 19800214 201412 1 002</w:t>
-      </w:r>
-    </w:p>
-    <w:p>
-      <w:r>
-        <w:br w:type="page"/>
-      </w:r>
-    </w:p>
-    <w:p>
-      <w:pPr>
-        <w:jc w:val="right"/>
-      </w:pPr>
-      <w:r>
-        <w:rPr>
-          <w:rFonts w:ascii="Arial" w:hAnsi="Arial"/>
-          <w:b/>
-          <w:sz w:val="18"/>
-        </w:rPr>
-        <w:t>LAMPIRAN SURAT KEPUTUSAN KPA SATKER PPS RIAU</w:t>
-        <w:br/>
-        <w:t>NOMOR : 28/KPTS/SATKER-PPS.RIAU/2025</w:t>
-        <w:br/>
-        <w:t>TANGGAL : 23 SEPTEMBER 2025</w:t>
-        <w:br/>
-        <w:br/>
-      </w:r>
-    </w:p>
-    <w:p>
-      <w:pPr>
+        <w:spacing w:before="0" w:after="40" w:line="276" w:lineRule="auto"/>
         <w:jc w:val="center"/>
       </w:pPr>
       <w:r>
@@ -303,86 +67,208 @@
           <w:b/>
           <w:sz w:val="22"/>
         </w:rPr>
-        <w:t>SUSUNAN TIM PENYELENGGARA SWAKELOLA</w:t>
-        <w:br/>
-        <w:t>KEGIATAN ADMINISTRASI PEMBANGUNAN GEDUNG SPPG PROVINSI RIAU TA 2025</w:t>
-        <w:br/>
+        <w:t>SATUAN KERJA PELAKSANAAN PRASARANA STRATEGIS RIAU</w:t>
+      </w:r>
+    </w:p>
+    <w:p>
+      <w:pPr>
+        <w:spacing w:before="0" w:after="40" w:line="276" w:lineRule="auto"/>
+        <w:jc w:val="center"/>
+      </w:pPr>
+      <w:r>
+        <w:rPr>
+          <w:rFonts w:ascii="Arial" w:hAnsi="Arial"/>
+          <w:b/>
+          <w:sz w:val="22"/>
+        </w:rPr>
+        <w:t>NOMOR : 28/KPTS/SATKER-PPS.RIAU/2025</w:t>
+      </w:r>
+    </w:p>
+    <w:p>
+      <w:pPr>
+        <w:spacing w:before="0" w:after="40" w:line="276" w:lineRule="auto"/>
+        <w:jc w:val="center"/>
+      </w:pPr>
+      <w:r>
+        <w:rPr>
+          <w:rFonts w:ascii="Arial" w:hAnsi="Arial"/>
+          <w:b/>
+          <w:sz w:val="22"/>
+        </w:rPr>
+        <w:t>TENTANG</w:t>
+      </w:r>
+    </w:p>
+    <w:p>
+      <w:pPr>
+        <w:spacing w:before="0" w:after="40" w:line="276" w:lineRule="auto"/>
+        <w:jc w:val="center"/>
+      </w:pPr>
+      <w:r>
+        <w:rPr>
+          <w:rFonts w:ascii="Arial" w:hAnsi="Arial"/>
+          <w:b/>
+          <w:sz w:val="22"/>
+        </w:rPr>
+        <w:t>PENETAPAN TIM PENYELENGGARA SWAKELOLA (TIM PERSIAPAN, TIM PELAKSANA,</w:t>
+      </w:r>
+    </w:p>
+    <w:p>
+      <w:pPr>
+        <w:spacing w:before="0" w:after="40" w:line="276" w:lineRule="auto"/>
+        <w:jc w:val="center"/>
+      </w:pPr>
+      <w:r>
+        <w:rPr>
+          <w:rFonts w:ascii="Arial" w:hAnsi="Arial"/>
+          <w:b/>
+          <w:sz w:val="22"/>
+        </w:rPr>
+        <w:t>DAN TIM PENGAWAS) KEGIATAN ADMINISTRASI PEMBANGUNAN GEDUNG SPPG</w:t>
+      </w:r>
+    </w:p>
+    <w:p>
+      <w:pPr>
+        <w:spacing w:before="0" w:after="200" w:line="276" w:lineRule="auto"/>
+        <w:jc w:val="center"/>
+      </w:pPr>
+      <w:r>
+        <w:rPr>
+          <w:rFonts w:ascii="Arial" w:hAnsi="Arial"/>
+          <w:b/>
+          <w:sz w:val="22"/>
+        </w:rPr>
+        <w:t>PROVINSI RIAU TAHUN ANGGARAN 2025</w:t>
+      </w:r>
+    </w:p>
+    <w:p>
+      <w:pPr>
+        <w:spacing w:before="0" w:after="160" w:line="300" w:lineRule="auto"/>
+        <w:jc w:val="center"/>
+      </w:pPr>
+      <w:r>
+        <w:rPr>
+          <w:rFonts w:ascii="Arial" w:hAnsi="Arial"/>
+          <w:b/>
+          <w:sz w:val="21"/>
+        </w:rPr>
+        <w:t>KUASA PENGGUNA ANGGARAN SATUAN KERJA PELAKSANAAN PRASARANA STRATEGIS RIAU,</w:t>
       </w:r>
     </w:p>
     <w:tbl>
       <w:tblPr>
         <w:tblW w:type="auto" w:w="0"/>
         <w:jc w:val="center"/>
+        <w:tblLayout w:type="fixed"/>
         <w:tblLook w:firstColumn="1" w:firstRow="1" w:lastColumn="0" w:lastRow="0" w:noHBand="0" w:noVBand="1" w:val="04A0"/>
+        <w:tblBorders>
+          <w:top w:val="none" w:sz="0" w:space="0" w:color="auto"/>
+          <w:left w:val="none" w:sz="0" w:space="0" w:color="auto"/>
+          <w:bottom w:val="none" w:sz="0" w:space="0" w:color="auto"/>
+          <w:right w:val="none" w:sz="0" w:space="0" w:color="auto"/>
+          <w:insideH w:val="none" w:sz="0" w:space="0" w:color="auto"/>
+          <w:insideV w:val="none" w:sz="0" w:space="0" w:color="auto"/>
+        </w:tblBorders>
       </w:tblPr>
       <w:tblGrid>
-        <w:gridCol w:w="2160"/>
-        <w:gridCol w:w="2160"/>
-        <w:gridCol w:w="2160"/>
-        <w:gridCol w:w="2160"/>
+        <w:gridCol w:w="2338"/>
+        <w:gridCol w:w="2338"/>
+        <w:gridCol w:w="2338"/>
+        <w:gridCol w:w="2338"/>
       </w:tblGrid>
       <w:tr>
         <w:tc>
           <w:tcPr>
-            <w:tcW w:type="dxa" w:w="2160"/>
-            <w:shd w:val="clear" w:color="auto" w:fill="E0E0E0"/>
+            <w:tcW w:type="dxa" w:w="1757"/>
+            <w:tcMar>
+              <w:top w:w="40" w:type="dxa"/>
+              <w:bottom w:w="40" w:type="dxa"/>
+              <w:left w:w="20" w:type="dxa"/>
+              <w:right w:w="20" w:type="dxa"/>
+            </w:tcMar>
           </w:tcPr>
           <w:p>
+            <w:pPr>
+              <w:spacing w:before="0" w:after="40" w:line="288" w:lineRule="auto"/>
+              <w:jc w:val="left"/>
+            </w:pPr>
             <w:r>
               <w:rPr>
                 <w:rFonts w:ascii="Arial" w:hAnsi="Arial"/>
-                <w:b/>
-                <w:sz w:val="18"/>
+                <w:sz w:val="21"/>
               </w:rPr>
-              <w:t>NO</w:t>
+              <w:t>Menimbang</w:t>
             </w:r>
           </w:p>
         </w:tc>
         <w:tc>
           <w:tcPr>
-            <w:tcW w:type="dxa" w:w="2160"/>
-            <w:shd w:val="clear" w:color="auto" w:fill="E0E0E0"/>
+            <w:tcW w:type="dxa" w:w="227"/>
+            <w:tcMar>
+              <w:top w:w="40" w:type="dxa"/>
+              <w:bottom w:w="40" w:type="dxa"/>
+              <w:left w:w="20" w:type="dxa"/>
+              <w:right w:w="20" w:type="dxa"/>
+            </w:tcMar>
           </w:tcPr>
           <w:p>
+            <w:pPr>
+              <w:spacing w:before="0" w:after="40" w:line="288" w:lineRule="auto"/>
+              <w:jc w:val="left"/>
+            </w:pPr>
             <w:r>
               <w:rPr>
                 <w:rFonts w:ascii="Arial" w:hAnsi="Arial"/>
-                <w:b/>
-                <w:sz w:val="18"/>
+                <w:sz w:val="21"/>
               </w:rPr>
-              <w:t>NAMA / NIP</w:t>
+              <w:t>:</w:t>
             </w:r>
           </w:p>
         </w:tc>
         <w:tc>
           <w:tcPr>
-            <w:tcW w:type="dxa" w:w="2160"/>
-            <w:shd w:val="clear" w:color="auto" w:fill="E0E0E0"/>
+            <w:tcW w:type="dxa" w:w="425"/>
+            <w:tcMar>
+              <w:top w:w="40" w:type="dxa"/>
+              <w:bottom w:w="40" w:type="dxa"/>
+              <w:left w:w="20" w:type="dxa"/>
+              <w:right w:w="20" w:type="dxa"/>
+            </w:tcMar>
           </w:tcPr>
           <w:p>
+            <w:pPr>
+              <w:spacing w:before="0" w:after="40" w:line="288" w:lineRule="auto"/>
+              <w:jc w:val="left"/>
+            </w:pPr>
             <w:r>
               <w:rPr>
                 <w:rFonts w:ascii="Arial" w:hAnsi="Arial"/>
-                <w:b/>
-                <w:sz w:val="18"/>
+                <w:sz w:val="21"/>
               </w:rPr>
-              <w:t>JABATAN DALAM SATKER</w:t>
+              <w:t>a.</w:t>
             </w:r>
           </w:p>
         </w:tc>
         <w:tc>
           <w:tcPr>
-            <w:tcW w:type="dxa" w:w="2160"/>
-            <w:shd w:val="clear" w:color="auto" w:fill="E0E0E0"/>
+            <w:tcW w:type="dxa" w:w="6945"/>
+            <w:tcMar>
+              <w:top w:w="40" w:type="dxa"/>
+              <w:bottom w:w="40" w:type="dxa"/>
+              <w:left w:w="20" w:type="dxa"/>
+              <w:right w:w="20" w:type="dxa"/>
+            </w:tcMar>
           </w:tcPr>
           <w:p>
+            <w:pPr>
+              <w:spacing w:before="0" w:after="40" w:line="288" w:lineRule="auto"/>
+              <w:jc w:val="both"/>
+            </w:pPr>
             <w:r>
               <w:rPr>
                 <w:rFonts w:ascii="Arial" w:hAnsi="Arial"/>
-                <w:b/>
-                <w:sz w:val="18"/>
+                <w:sz w:val="21"/>
               </w:rPr>
-              <w:t>KEDUDUKAN DALAM TIM</w:t>
+              <w:t>bahwa dalam rangka mendukung kelancaran pelaksanaan Kegiatan Administrasi Pembangunan Gedung Satuan Pelayanan Pemenuhan Gizi (SPPG) Provinsi Riau Tahun Anggaran 2025 melalui mekanisme Swakelola Tipe I, diperlukan penetapan Tim Penyelenggara Swakelola yang terdiri atas Tim Persiapan, Tim Pelaksana, dan Tim Pengawas;</w:t>
             </w:r>
           </w:p>
         </w:tc>
@@ -390,63 +276,95 @@
       <w:tr>
         <w:tc>
           <w:tcPr>
-            <w:tcW w:type="dxa" w:w="2160"/>
-            <w:shd w:val="clear" w:color="auto" w:fill="F0F0F0"/>
+            <w:tcW w:type="dxa" w:w="1757"/>
+            <w:tcMar>
+              <w:top w:w="40" w:type="dxa"/>
+              <w:bottom w:w="40" w:type="dxa"/>
+              <w:left w:w="20" w:type="dxa"/>
+              <w:right w:w="20" w:type="dxa"/>
+            </w:tcMar>
           </w:tcPr>
           <w:p>
+            <w:pPr>
+              <w:spacing w:before="0" w:after="40" w:line="288" w:lineRule="auto"/>
+              <w:jc w:val="left"/>
+            </w:pPr>
             <w:r>
               <w:rPr>
                 <w:rFonts w:ascii="Arial" w:hAnsi="Arial"/>
-                <w:b/>
-                <w:sz w:val="17"/>
-              </w:rPr>
-              <w:t>I</w:t>
-            </w:r>
-          </w:p>
-        </w:tc>
-        <w:tc>
-          <w:tcPr>
-            <w:tcW w:type="dxa" w:w="2160"/>
-            <w:shd w:val="clear" w:color="auto" w:fill="F0F0F0"/>
-          </w:tcPr>
-          <w:p>
-            <w:r>
-              <w:rPr>
-                <w:rFonts w:ascii="Arial" w:hAnsi="Arial"/>
-                <w:b/>
-                <w:sz w:val="17"/>
-              </w:rPr>
-              <w:t>TIM PERSIAPAN</w:t>
-            </w:r>
-          </w:p>
-        </w:tc>
-        <w:tc>
-          <w:tcPr>
-            <w:tcW w:type="dxa" w:w="2160"/>
-            <w:shd w:val="clear" w:color="auto" w:fill="F0F0F0"/>
-          </w:tcPr>
-          <w:p>
-            <w:r>
-              <w:rPr>
-                <w:rFonts w:ascii="Arial" w:hAnsi="Arial"/>
-                <w:b/>
-                <w:sz w:val="17"/>
+                <w:sz w:val="21"/>
               </w:rPr>
             </w:r>
           </w:p>
         </w:tc>
         <w:tc>
           <w:tcPr>
-            <w:tcW w:type="dxa" w:w="2160"/>
-            <w:shd w:val="clear" w:color="auto" w:fill="F0F0F0"/>
+            <w:tcW w:type="dxa" w:w="227"/>
+            <w:tcMar>
+              <w:top w:w="40" w:type="dxa"/>
+              <w:bottom w:w="40" w:type="dxa"/>
+              <w:left w:w="20" w:type="dxa"/>
+              <w:right w:w="20" w:type="dxa"/>
+            </w:tcMar>
           </w:tcPr>
           <w:p>
+            <w:pPr>
+              <w:spacing w:before="0" w:after="40" w:line="288" w:lineRule="auto"/>
+              <w:jc w:val="left"/>
+            </w:pPr>
             <w:r>
               <w:rPr>
                 <w:rFonts w:ascii="Arial" w:hAnsi="Arial"/>
-                <w:b/>
-                <w:sz w:val="17"/>
+                <w:sz w:val="21"/>
               </w:rPr>
+            </w:r>
+          </w:p>
+        </w:tc>
+        <w:tc>
+          <w:tcPr>
+            <w:tcW w:type="dxa" w:w="425"/>
+            <w:tcMar>
+              <w:top w:w="40" w:type="dxa"/>
+              <w:bottom w:w="40" w:type="dxa"/>
+              <w:left w:w="20" w:type="dxa"/>
+              <w:right w:w="20" w:type="dxa"/>
+            </w:tcMar>
+          </w:tcPr>
+          <w:p>
+            <w:pPr>
+              <w:spacing w:before="0" w:after="40" w:line="288" w:lineRule="auto"/>
+              <w:jc w:val="left"/>
+            </w:pPr>
+            <w:r>
+              <w:rPr>
+                <w:rFonts w:ascii="Arial" w:hAnsi="Arial"/>
+                <w:sz w:val="21"/>
+              </w:rPr>
+              <w:t>b.</w:t>
+            </w:r>
+          </w:p>
+        </w:tc>
+        <w:tc>
+          <w:tcPr>
+            <w:tcW w:type="dxa" w:w="6945"/>
+            <w:tcMar>
+              <w:top w:w="40" w:type="dxa"/>
+              <w:bottom w:w="40" w:type="dxa"/>
+              <w:left w:w="20" w:type="dxa"/>
+              <w:right w:w="20" w:type="dxa"/>
+            </w:tcMar>
+          </w:tcPr>
+          <w:p>
+            <w:pPr>
+              <w:spacing w:before="0" w:after="40" w:line="288" w:lineRule="auto"/>
+              <w:jc w:val="both"/>
+            </w:pPr>
+            <w:r>
+              <w:rPr>
+                <w:rFonts w:ascii="Arial" w:hAnsi="Arial"/>
+                <w:sz w:val="21"/>
+              </w:rPr>
+              <w:t>bahwa pejabat dan pegawai yang namanya tercantum dalam Lampiran Keputusan ini dipandang cakap dan memenuhi syarat kompetensi untuk melaksanakan tugas sebagai Tim Penyelenggara Swakelola;</w:t>
             </w:r>
           </w:p>
         </w:tc>
@@ -454,14 +372,1644 @@
       <w:tr>
         <w:tc>
           <w:tcPr>
-            <w:tcW w:type="dxa" w:w="2160"/>
+            <w:tcW w:type="dxa" w:w="1757"/>
+            <w:tcMar>
+              <w:top w:w="40" w:type="dxa"/>
+              <w:bottom w:w="40" w:type="dxa"/>
+              <w:left w:w="20" w:type="dxa"/>
+              <w:right w:w="20" w:type="dxa"/>
+            </w:tcMar>
           </w:tcPr>
           <w:p>
+            <w:pPr>
+              <w:spacing w:before="0" w:after="40" w:line="288" w:lineRule="auto"/>
+              <w:jc w:val="left"/>
+            </w:pPr>
+            <w:r>
+              <w:rPr>
+                <w:rFonts w:ascii="Arial" w:hAnsi="Arial"/>
+                <w:sz w:val="21"/>
+              </w:rPr>
+            </w:r>
+          </w:p>
+        </w:tc>
+        <w:tc>
+          <w:tcPr>
+            <w:tcW w:type="dxa" w:w="227"/>
+            <w:tcMar>
+              <w:top w:w="40" w:type="dxa"/>
+              <w:bottom w:w="40" w:type="dxa"/>
+              <w:left w:w="20" w:type="dxa"/>
+              <w:right w:w="20" w:type="dxa"/>
+            </w:tcMar>
+          </w:tcPr>
+          <w:p>
+            <w:pPr>
+              <w:spacing w:before="0" w:after="40" w:line="288" w:lineRule="auto"/>
+              <w:jc w:val="left"/>
+            </w:pPr>
+            <w:r>
+              <w:rPr>
+                <w:rFonts w:ascii="Arial" w:hAnsi="Arial"/>
+                <w:sz w:val="21"/>
+              </w:rPr>
+            </w:r>
+          </w:p>
+        </w:tc>
+        <w:tc>
+          <w:tcPr>
+            <w:tcW w:type="dxa" w:w="425"/>
+            <w:tcMar>
+              <w:top w:w="40" w:type="dxa"/>
+              <w:bottom w:w="40" w:type="dxa"/>
+              <w:left w:w="20" w:type="dxa"/>
+              <w:right w:w="20" w:type="dxa"/>
+            </w:tcMar>
+          </w:tcPr>
+          <w:p>
+            <w:pPr>
+              <w:spacing w:before="0" w:after="40" w:line="288" w:lineRule="auto"/>
+              <w:jc w:val="left"/>
+            </w:pPr>
+            <w:r>
+              <w:rPr>
+                <w:rFonts w:ascii="Arial" w:hAnsi="Arial"/>
+                <w:sz w:val="21"/>
+              </w:rPr>
+              <w:t>c.</w:t>
+            </w:r>
+          </w:p>
+        </w:tc>
+        <w:tc>
+          <w:tcPr>
+            <w:tcW w:type="dxa" w:w="6945"/>
+            <w:tcMar>
+              <w:top w:w="40" w:type="dxa"/>
+              <w:bottom w:w="40" w:type="dxa"/>
+              <w:left w:w="20" w:type="dxa"/>
+              <w:right w:w="20" w:type="dxa"/>
+            </w:tcMar>
+          </w:tcPr>
+          <w:p>
+            <w:pPr>
+              <w:spacing w:before="0" w:after="40" w:line="288" w:lineRule="auto"/>
+              <w:jc w:val="both"/>
+            </w:pPr>
+            <w:r>
+              <w:rPr>
+                <w:rFonts w:ascii="Arial" w:hAnsi="Arial"/>
+                <w:sz w:val="21"/>
+              </w:rPr>
+              <w:t>bahwa berdasarkan pertimbangan sebagaimana dimaksud dalam huruf a dan huruf b, perlu menetapkan Keputusan Kuasa Pengguna Anggaran Satuan Kerja Pelaksanaan Prasarana Strategis Riau.</w:t>
+            </w:r>
+          </w:p>
+        </w:tc>
+      </w:tr>
+      <w:tr>
+        <w:tc>
+          <w:tcPr>
+            <w:tcW w:type="dxa" w:w="1757"/>
+            <w:tcMar>
+              <w:top w:w="40" w:type="dxa"/>
+              <w:bottom w:w="40" w:type="dxa"/>
+              <w:left w:w="20" w:type="dxa"/>
+              <w:right w:w="20" w:type="dxa"/>
+            </w:tcMar>
+          </w:tcPr>
+          <w:p>
+            <w:pPr>
+              <w:spacing w:before="0" w:after="40" w:line="288" w:lineRule="auto"/>
+              <w:jc w:val="left"/>
+            </w:pPr>
+            <w:r>
+              <w:rPr>
+                <w:rFonts w:ascii="Arial" w:hAnsi="Arial"/>
+                <w:sz w:val="21"/>
+              </w:rPr>
+              <w:t>Mengingat</w:t>
+            </w:r>
+          </w:p>
+        </w:tc>
+        <w:tc>
+          <w:tcPr>
+            <w:tcW w:type="dxa" w:w="227"/>
+            <w:tcMar>
+              <w:top w:w="40" w:type="dxa"/>
+              <w:bottom w:w="40" w:type="dxa"/>
+              <w:left w:w="20" w:type="dxa"/>
+              <w:right w:w="20" w:type="dxa"/>
+            </w:tcMar>
+          </w:tcPr>
+          <w:p>
+            <w:pPr>
+              <w:spacing w:before="0" w:after="40" w:line="288" w:lineRule="auto"/>
+              <w:jc w:val="left"/>
+            </w:pPr>
+            <w:r>
+              <w:rPr>
+                <w:rFonts w:ascii="Arial" w:hAnsi="Arial"/>
+                <w:sz w:val="21"/>
+              </w:rPr>
+              <w:t>:</w:t>
+            </w:r>
+          </w:p>
+        </w:tc>
+        <w:tc>
+          <w:tcPr>
+            <w:tcW w:type="dxa" w:w="425"/>
+            <w:tcMar>
+              <w:top w:w="40" w:type="dxa"/>
+              <w:bottom w:w="40" w:type="dxa"/>
+              <w:left w:w="20" w:type="dxa"/>
+              <w:right w:w="20" w:type="dxa"/>
+            </w:tcMar>
+          </w:tcPr>
+          <w:p>
+            <w:pPr>
+              <w:spacing w:before="0" w:after="40" w:line="288" w:lineRule="auto"/>
+              <w:jc w:val="left"/>
+            </w:pPr>
+            <w:r>
+              <w:rPr>
+                <w:rFonts w:ascii="Arial" w:hAnsi="Arial"/>
+                <w:sz w:val="21"/>
+              </w:rPr>
+              <w:t>1.</w:t>
+            </w:r>
+          </w:p>
+        </w:tc>
+        <w:tc>
+          <w:tcPr>
+            <w:tcW w:type="dxa" w:w="6945"/>
+            <w:tcMar>
+              <w:top w:w="40" w:type="dxa"/>
+              <w:bottom w:w="40" w:type="dxa"/>
+              <w:left w:w="20" w:type="dxa"/>
+              <w:right w:w="20" w:type="dxa"/>
+            </w:tcMar>
+          </w:tcPr>
+          <w:p>
+            <w:pPr>
+              <w:spacing w:before="0" w:after="40" w:line="288" w:lineRule="auto"/>
+              <w:jc w:val="both"/>
+            </w:pPr>
+            <w:r>
+              <w:rPr>
+                <w:rFonts w:ascii="Arial" w:hAnsi="Arial"/>
+                <w:sz w:val="21"/>
+              </w:rPr>
+              <w:t>Undang-Undang Nomor 17 Tahun 2003 tentang Keuangan Negara;</w:t>
+            </w:r>
+          </w:p>
+        </w:tc>
+      </w:tr>
+      <w:tr>
+        <w:tc>
+          <w:tcPr>
+            <w:tcW w:type="dxa" w:w="1757"/>
+            <w:tcMar>
+              <w:top w:w="40" w:type="dxa"/>
+              <w:bottom w:w="40" w:type="dxa"/>
+              <w:left w:w="20" w:type="dxa"/>
+              <w:right w:w="20" w:type="dxa"/>
+            </w:tcMar>
+          </w:tcPr>
+          <w:p>
+            <w:pPr>
+              <w:spacing w:before="0" w:after="40" w:line="288" w:lineRule="auto"/>
+              <w:jc w:val="left"/>
+            </w:pPr>
+            <w:r>
+              <w:rPr>
+                <w:rFonts w:ascii="Arial" w:hAnsi="Arial"/>
+                <w:sz w:val="21"/>
+              </w:rPr>
+            </w:r>
+          </w:p>
+        </w:tc>
+        <w:tc>
+          <w:tcPr>
+            <w:tcW w:type="dxa" w:w="227"/>
+            <w:tcMar>
+              <w:top w:w="40" w:type="dxa"/>
+              <w:bottom w:w="40" w:type="dxa"/>
+              <w:left w:w="20" w:type="dxa"/>
+              <w:right w:w="20" w:type="dxa"/>
+            </w:tcMar>
+          </w:tcPr>
+          <w:p>
+            <w:pPr>
+              <w:spacing w:before="0" w:after="40" w:line="288" w:lineRule="auto"/>
+              <w:jc w:val="left"/>
+            </w:pPr>
+            <w:r>
+              <w:rPr>
+                <w:rFonts w:ascii="Arial" w:hAnsi="Arial"/>
+                <w:sz w:val="21"/>
+              </w:rPr>
+            </w:r>
+          </w:p>
+        </w:tc>
+        <w:tc>
+          <w:tcPr>
+            <w:tcW w:type="dxa" w:w="425"/>
+            <w:tcMar>
+              <w:top w:w="40" w:type="dxa"/>
+              <w:bottom w:w="40" w:type="dxa"/>
+              <w:left w:w="20" w:type="dxa"/>
+              <w:right w:w="20" w:type="dxa"/>
+            </w:tcMar>
+          </w:tcPr>
+          <w:p>
+            <w:pPr>
+              <w:spacing w:before="0" w:after="40" w:line="288" w:lineRule="auto"/>
+              <w:jc w:val="left"/>
+            </w:pPr>
+            <w:r>
+              <w:rPr>
+                <w:rFonts w:ascii="Arial" w:hAnsi="Arial"/>
+                <w:sz w:val="21"/>
+              </w:rPr>
+              <w:t>2.</w:t>
+            </w:r>
+          </w:p>
+        </w:tc>
+        <w:tc>
+          <w:tcPr>
+            <w:tcW w:type="dxa" w:w="6945"/>
+            <w:tcMar>
+              <w:top w:w="40" w:type="dxa"/>
+              <w:bottom w:w="40" w:type="dxa"/>
+              <w:left w:w="20" w:type="dxa"/>
+              <w:right w:w="20" w:type="dxa"/>
+            </w:tcMar>
+          </w:tcPr>
+          <w:p>
+            <w:pPr>
+              <w:spacing w:before="0" w:after="40" w:line="288" w:lineRule="auto"/>
+              <w:jc w:val="both"/>
+            </w:pPr>
+            <w:r>
+              <w:rPr>
+                <w:rFonts w:ascii="Arial" w:hAnsi="Arial"/>
+                <w:sz w:val="21"/>
+              </w:rPr>
+              <w:t>Undang-Undang Nomor 1 Tahun 2004 tentang Perbendaharaan Negara;</w:t>
+            </w:r>
+          </w:p>
+        </w:tc>
+      </w:tr>
+      <w:tr>
+        <w:tc>
+          <w:tcPr>
+            <w:tcW w:type="dxa" w:w="1757"/>
+            <w:tcMar>
+              <w:top w:w="40" w:type="dxa"/>
+              <w:bottom w:w="40" w:type="dxa"/>
+              <w:left w:w="20" w:type="dxa"/>
+              <w:right w:w="20" w:type="dxa"/>
+            </w:tcMar>
+          </w:tcPr>
+          <w:p>
+            <w:pPr>
+              <w:spacing w:before="0" w:after="40" w:line="288" w:lineRule="auto"/>
+              <w:jc w:val="left"/>
+            </w:pPr>
+            <w:r>
+              <w:rPr>
+                <w:rFonts w:ascii="Arial" w:hAnsi="Arial"/>
+                <w:sz w:val="21"/>
+              </w:rPr>
+            </w:r>
+          </w:p>
+        </w:tc>
+        <w:tc>
+          <w:tcPr>
+            <w:tcW w:type="dxa" w:w="227"/>
+            <w:tcMar>
+              <w:top w:w="40" w:type="dxa"/>
+              <w:bottom w:w="40" w:type="dxa"/>
+              <w:left w:w="20" w:type="dxa"/>
+              <w:right w:w="20" w:type="dxa"/>
+            </w:tcMar>
+          </w:tcPr>
+          <w:p>
+            <w:pPr>
+              <w:spacing w:before="0" w:after="40" w:line="288" w:lineRule="auto"/>
+              <w:jc w:val="left"/>
+            </w:pPr>
+            <w:r>
+              <w:rPr>
+                <w:rFonts w:ascii="Arial" w:hAnsi="Arial"/>
+                <w:sz w:val="21"/>
+              </w:rPr>
+            </w:r>
+          </w:p>
+        </w:tc>
+        <w:tc>
+          <w:tcPr>
+            <w:tcW w:type="dxa" w:w="425"/>
+            <w:tcMar>
+              <w:top w:w="40" w:type="dxa"/>
+              <w:bottom w:w="40" w:type="dxa"/>
+              <w:left w:w="20" w:type="dxa"/>
+              <w:right w:w="20" w:type="dxa"/>
+            </w:tcMar>
+          </w:tcPr>
+          <w:p>
+            <w:pPr>
+              <w:spacing w:before="0" w:after="40" w:line="288" w:lineRule="auto"/>
+              <w:jc w:val="left"/>
+            </w:pPr>
+            <w:r>
+              <w:rPr>
+                <w:rFonts w:ascii="Arial" w:hAnsi="Arial"/>
+                <w:sz w:val="21"/>
+              </w:rPr>
+              <w:t>3.</w:t>
+            </w:r>
+          </w:p>
+        </w:tc>
+        <w:tc>
+          <w:tcPr>
+            <w:tcW w:type="dxa" w:w="6945"/>
+            <w:tcMar>
+              <w:top w:w="40" w:type="dxa"/>
+              <w:bottom w:w="40" w:type="dxa"/>
+              <w:left w:w="20" w:type="dxa"/>
+              <w:right w:w="20" w:type="dxa"/>
+            </w:tcMar>
+          </w:tcPr>
+          <w:p>
+            <w:pPr>
+              <w:spacing w:before="0" w:after="40" w:line="288" w:lineRule="auto"/>
+              <w:jc w:val="both"/>
+            </w:pPr>
+            <w:r>
+              <w:rPr>
+                <w:rFonts w:ascii="Arial" w:hAnsi="Arial"/>
+                <w:sz w:val="21"/>
+              </w:rPr>
+              <w:t>Peraturan Pemerintah Nomor 45 Tahun 2013 tentang Tata Cara Pelaksanaan Anggaran Pendapatan dan Belanja Negara sebagaimana telah diubah dengan Peraturan Pemerintah Nomor 50 Tahun 2018;</w:t>
+            </w:r>
+          </w:p>
+        </w:tc>
+      </w:tr>
+      <w:tr>
+        <w:tc>
+          <w:tcPr>
+            <w:tcW w:type="dxa" w:w="1757"/>
+            <w:tcMar>
+              <w:top w:w="40" w:type="dxa"/>
+              <w:bottom w:w="40" w:type="dxa"/>
+              <w:left w:w="20" w:type="dxa"/>
+              <w:right w:w="20" w:type="dxa"/>
+            </w:tcMar>
+          </w:tcPr>
+          <w:p>
+            <w:pPr>
+              <w:spacing w:before="0" w:after="40" w:line="288" w:lineRule="auto"/>
+              <w:jc w:val="left"/>
+            </w:pPr>
+            <w:r>
+              <w:rPr>
+                <w:rFonts w:ascii="Arial" w:hAnsi="Arial"/>
+                <w:sz w:val="21"/>
+              </w:rPr>
+            </w:r>
+          </w:p>
+        </w:tc>
+        <w:tc>
+          <w:tcPr>
+            <w:tcW w:type="dxa" w:w="227"/>
+            <w:tcMar>
+              <w:top w:w="40" w:type="dxa"/>
+              <w:bottom w:w="40" w:type="dxa"/>
+              <w:left w:w="20" w:type="dxa"/>
+              <w:right w:w="20" w:type="dxa"/>
+            </w:tcMar>
+          </w:tcPr>
+          <w:p>
+            <w:pPr>
+              <w:spacing w:before="0" w:after="40" w:line="288" w:lineRule="auto"/>
+              <w:jc w:val="left"/>
+            </w:pPr>
+            <w:r>
+              <w:rPr>
+                <w:rFonts w:ascii="Arial" w:hAnsi="Arial"/>
+                <w:sz w:val="21"/>
+              </w:rPr>
+            </w:r>
+          </w:p>
+        </w:tc>
+        <w:tc>
+          <w:tcPr>
+            <w:tcW w:type="dxa" w:w="425"/>
+            <w:tcMar>
+              <w:top w:w="40" w:type="dxa"/>
+              <w:bottom w:w="40" w:type="dxa"/>
+              <w:left w:w="20" w:type="dxa"/>
+              <w:right w:w="20" w:type="dxa"/>
+            </w:tcMar>
+          </w:tcPr>
+          <w:p>
+            <w:pPr>
+              <w:spacing w:before="0" w:after="40" w:line="288" w:lineRule="auto"/>
+              <w:jc w:val="left"/>
+            </w:pPr>
+            <w:r>
+              <w:rPr>
+                <w:rFonts w:ascii="Arial" w:hAnsi="Arial"/>
+                <w:sz w:val="21"/>
+              </w:rPr>
+              <w:t>4.</w:t>
+            </w:r>
+          </w:p>
+        </w:tc>
+        <w:tc>
+          <w:tcPr>
+            <w:tcW w:type="dxa" w:w="6945"/>
+            <w:tcMar>
+              <w:top w:w="40" w:type="dxa"/>
+              <w:bottom w:w="40" w:type="dxa"/>
+              <w:left w:w="20" w:type="dxa"/>
+              <w:right w:w="20" w:type="dxa"/>
+            </w:tcMar>
+          </w:tcPr>
+          <w:p>
+            <w:pPr>
+              <w:spacing w:before="0" w:after="40" w:line="288" w:lineRule="auto"/>
+              <w:jc w:val="both"/>
+            </w:pPr>
+            <w:r>
+              <w:rPr>
+                <w:rFonts w:ascii="Arial" w:hAnsi="Arial"/>
+                <w:sz w:val="21"/>
+              </w:rPr>
+              <w:t>Peraturan Presiden Nomor 16 Tahun 2018 tentang Pengadaan Barang/Jasa Pemerintah sebagaimana telah diubah dengan Peraturan Presiden Nomor 12 Tahun 2021;</w:t>
+            </w:r>
+          </w:p>
+        </w:tc>
+      </w:tr>
+      <w:tr>
+        <w:tc>
+          <w:tcPr>
+            <w:tcW w:type="dxa" w:w="1757"/>
+            <w:tcMar>
+              <w:top w:w="40" w:type="dxa"/>
+              <w:bottom w:w="40" w:type="dxa"/>
+              <w:left w:w="20" w:type="dxa"/>
+              <w:right w:w="20" w:type="dxa"/>
+            </w:tcMar>
+          </w:tcPr>
+          <w:p>
+            <w:pPr>
+              <w:spacing w:before="0" w:after="40" w:line="288" w:lineRule="auto"/>
+              <w:jc w:val="left"/>
+            </w:pPr>
+            <w:r>
+              <w:rPr>
+                <w:rFonts w:ascii="Arial" w:hAnsi="Arial"/>
+                <w:sz w:val="21"/>
+              </w:rPr>
+            </w:r>
+          </w:p>
+        </w:tc>
+        <w:tc>
+          <w:tcPr>
+            <w:tcW w:type="dxa" w:w="227"/>
+            <w:tcMar>
+              <w:top w:w="40" w:type="dxa"/>
+              <w:bottom w:w="40" w:type="dxa"/>
+              <w:left w:w="20" w:type="dxa"/>
+              <w:right w:w="20" w:type="dxa"/>
+            </w:tcMar>
+          </w:tcPr>
+          <w:p>
+            <w:pPr>
+              <w:spacing w:before="0" w:after="40" w:line="288" w:lineRule="auto"/>
+              <w:jc w:val="left"/>
+            </w:pPr>
+            <w:r>
+              <w:rPr>
+                <w:rFonts w:ascii="Arial" w:hAnsi="Arial"/>
+                <w:sz w:val="21"/>
+              </w:rPr>
+            </w:r>
+          </w:p>
+        </w:tc>
+        <w:tc>
+          <w:tcPr>
+            <w:tcW w:type="dxa" w:w="425"/>
+            <w:tcMar>
+              <w:top w:w="40" w:type="dxa"/>
+              <w:bottom w:w="40" w:type="dxa"/>
+              <w:left w:w="20" w:type="dxa"/>
+              <w:right w:w="20" w:type="dxa"/>
+            </w:tcMar>
+          </w:tcPr>
+          <w:p>
+            <w:pPr>
+              <w:spacing w:before="0" w:after="40" w:line="288" w:lineRule="auto"/>
+              <w:jc w:val="left"/>
+            </w:pPr>
+            <w:r>
+              <w:rPr>
+                <w:rFonts w:ascii="Arial" w:hAnsi="Arial"/>
+                <w:sz w:val="21"/>
+              </w:rPr>
+              <w:t>5.</w:t>
+            </w:r>
+          </w:p>
+        </w:tc>
+        <w:tc>
+          <w:tcPr>
+            <w:tcW w:type="dxa" w:w="6945"/>
+            <w:tcMar>
+              <w:top w:w="40" w:type="dxa"/>
+              <w:bottom w:w="40" w:type="dxa"/>
+              <w:left w:w="20" w:type="dxa"/>
+              <w:right w:w="20" w:type="dxa"/>
+            </w:tcMar>
+          </w:tcPr>
+          <w:p>
+            <w:pPr>
+              <w:spacing w:before="0" w:after="40" w:line="288" w:lineRule="auto"/>
+              <w:jc w:val="both"/>
+            </w:pPr>
+            <w:r>
+              <w:rPr>
+                <w:rFonts w:ascii="Arial" w:hAnsi="Arial"/>
+                <w:sz w:val="21"/>
+              </w:rPr>
+              <w:t>Peraturan Lembaga Kebijakan Pengadaan Barang/Jasa Pemerintah Nomor 3 Tahun 2021 tentang Pedoman Swakelola;</w:t>
+            </w:r>
+          </w:p>
+        </w:tc>
+      </w:tr>
+      <w:tr>
+        <w:tc>
+          <w:tcPr>
+            <w:tcW w:type="dxa" w:w="1757"/>
+            <w:tcMar>
+              <w:top w:w="40" w:type="dxa"/>
+              <w:bottom w:w="40" w:type="dxa"/>
+              <w:left w:w="20" w:type="dxa"/>
+              <w:right w:w="20" w:type="dxa"/>
+            </w:tcMar>
+          </w:tcPr>
+          <w:p>
+            <w:pPr>
+              <w:spacing w:before="0" w:after="40" w:line="288" w:lineRule="auto"/>
+              <w:jc w:val="left"/>
+            </w:pPr>
+            <w:r>
+              <w:rPr>
+                <w:rFonts w:ascii="Arial" w:hAnsi="Arial"/>
+                <w:sz w:val="21"/>
+              </w:rPr>
+            </w:r>
+          </w:p>
+        </w:tc>
+        <w:tc>
+          <w:tcPr>
+            <w:tcW w:type="dxa" w:w="227"/>
+            <w:tcMar>
+              <w:top w:w="40" w:type="dxa"/>
+              <w:bottom w:w="40" w:type="dxa"/>
+              <w:left w:w="20" w:type="dxa"/>
+              <w:right w:w="20" w:type="dxa"/>
+            </w:tcMar>
+          </w:tcPr>
+          <w:p>
+            <w:pPr>
+              <w:spacing w:before="0" w:after="40" w:line="288" w:lineRule="auto"/>
+              <w:jc w:val="left"/>
+            </w:pPr>
+            <w:r>
+              <w:rPr>
+                <w:rFonts w:ascii="Arial" w:hAnsi="Arial"/>
+                <w:sz w:val="21"/>
+              </w:rPr>
+            </w:r>
+          </w:p>
+        </w:tc>
+        <w:tc>
+          <w:tcPr>
+            <w:tcW w:type="dxa" w:w="425"/>
+            <w:tcMar>
+              <w:top w:w="40" w:type="dxa"/>
+              <w:bottom w:w="40" w:type="dxa"/>
+              <w:left w:w="20" w:type="dxa"/>
+              <w:right w:w="20" w:type="dxa"/>
+            </w:tcMar>
+          </w:tcPr>
+          <w:p>
+            <w:pPr>
+              <w:spacing w:before="0" w:after="40" w:line="288" w:lineRule="auto"/>
+              <w:jc w:val="left"/>
+            </w:pPr>
+            <w:r>
+              <w:rPr>
+                <w:rFonts w:ascii="Arial" w:hAnsi="Arial"/>
+                <w:sz w:val="21"/>
+              </w:rPr>
+              <w:t>6.</w:t>
+            </w:r>
+          </w:p>
+        </w:tc>
+        <w:tc>
+          <w:tcPr>
+            <w:tcW w:type="dxa" w:w="6945"/>
+            <w:tcMar>
+              <w:top w:w="40" w:type="dxa"/>
+              <w:bottom w:w="40" w:type="dxa"/>
+              <w:left w:w="20" w:type="dxa"/>
+              <w:right w:w="20" w:type="dxa"/>
+            </w:tcMar>
+          </w:tcPr>
+          <w:p>
+            <w:pPr>
+              <w:spacing w:before="0" w:after="40" w:line="288" w:lineRule="auto"/>
+              <w:jc w:val="both"/>
+            </w:pPr>
+            <w:r>
+              <w:rPr>
+                <w:rFonts w:ascii="Arial" w:hAnsi="Arial"/>
+                <w:sz w:val="21"/>
+              </w:rPr>
+              <w:t>Daftar Isian Pelaksanaan Anggaran (DIPA) Satuan Kerja Pelaksanaan Prasarana Strategis Riau Tahun Anggaran 2025 Nomor: DIPA-145.06.1.691285/2025.</w:t>
+            </w:r>
+          </w:p>
+        </w:tc>
+      </w:tr>
+    </w:tbl>
+    <w:p>
+      <w:pPr>
+        <w:spacing w:before="0" w:after="80"/>
+      </w:pPr>
+    </w:p>
+    <w:p>
+      <w:pPr>
+        <w:spacing w:before="0" w:after="120" w:line="300" w:lineRule="auto"/>
+        <w:jc w:val="center"/>
+      </w:pPr>
+      <w:r>
+        <w:rPr>
+          <w:rFonts w:ascii="Arial" w:hAnsi="Arial"/>
+          <w:b/>
+          <w:sz w:val="21"/>
+        </w:rPr>
+        <w:t>MEMUTUSKAN :</w:t>
+      </w:r>
+    </w:p>
+    <w:tbl>
+      <w:tblPr>
+        <w:tblW w:type="auto" w:w="0"/>
+        <w:jc w:val="center"/>
+        <w:tblLayout w:type="fixed"/>
+        <w:tblLook w:firstColumn="1" w:firstRow="1" w:lastColumn="0" w:lastRow="0" w:noHBand="0" w:noVBand="1" w:val="04A0"/>
+        <w:tblBorders>
+          <w:top w:val="none" w:sz="0" w:space="0" w:color="auto"/>
+          <w:left w:val="none" w:sz="0" w:space="0" w:color="auto"/>
+          <w:bottom w:val="none" w:sz="0" w:space="0" w:color="auto"/>
+          <w:right w:val="none" w:sz="0" w:space="0" w:color="auto"/>
+          <w:insideH w:val="none" w:sz="0" w:space="0" w:color="auto"/>
+          <w:insideV w:val="none" w:sz="0" w:space="0" w:color="auto"/>
+        </w:tblBorders>
+      </w:tblPr>
+      <w:tblGrid>
+        <w:gridCol w:w="2338"/>
+        <w:gridCol w:w="2338"/>
+        <w:gridCol w:w="2338"/>
+        <w:gridCol w:w="2338"/>
+      </w:tblGrid>
+      <w:tr>
+        <w:tc>
+          <w:tcPr>
+            <w:tcW w:type="dxa" w:w="1757"/>
+            <w:tcMar>
+              <w:top w:w="40" w:type="dxa"/>
+              <w:bottom w:w="40" w:type="dxa"/>
+              <w:left w:w="20" w:type="dxa"/>
+              <w:right w:w="20" w:type="dxa"/>
+            </w:tcMar>
+          </w:tcPr>
+          <w:p>
+            <w:pPr>
+              <w:spacing w:before="0" w:after="40" w:line="288" w:lineRule="auto"/>
+              <w:jc w:val="left"/>
+            </w:pPr>
             <w:r>
               <w:rPr>
                 <w:rFonts w:ascii="Arial" w:hAnsi="Arial"/>
                 <w:b/>
-                <w:sz w:val="17"/>
+                <w:sz w:val="21"/>
+              </w:rPr>
+              <w:t>Menetapkan</w:t>
+            </w:r>
+          </w:p>
+        </w:tc>
+        <w:tc>
+          <w:tcPr>
+            <w:tcW w:type="dxa" w:w="227"/>
+            <w:tcMar>
+              <w:top w:w="40" w:type="dxa"/>
+              <w:bottom w:w="40" w:type="dxa"/>
+              <w:left w:w="20" w:type="dxa"/>
+              <w:right w:w="20" w:type="dxa"/>
+            </w:tcMar>
+          </w:tcPr>
+          <w:p>
+            <w:pPr>
+              <w:spacing w:before="0" w:after="40" w:line="288" w:lineRule="auto"/>
+              <w:jc w:val="left"/>
+            </w:pPr>
+            <w:r>
+              <w:rPr>
+                <w:rFonts w:ascii="Arial" w:hAnsi="Arial"/>
+                <w:sz w:val="21"/>
+              </w:rPr>
+              <w:t>:</w:t>
+            </w:r>
+          </w:p>
+        </w:tc>
+        <w:tc>
+          <w:tcPr>
+            <w:tcW w:type="dxa" w:w="425"/>
+            <w:tcMar>
+              <w:top w:w="40" w:type="dxa"/>
+              <w:bottom w:w="40" w:type="dxa"/>
+              <w:left w:w="20" w:type="dxa"/>
+              <w:right w:w="20" w:type="dxa"/>
+            </w:tcMar>
+          </w:tcPr>
+          <w:p>
+            <w:pPr>
+              <w:spacing w:before="0" w:after="40" w:line="288" w:lineRule="auto"/>
+              <w:jc w:val="left"/>
+            </w:pPr>
+            <w:r>
+              <w:rPr>
+                <w:rFonts w:ascii="Arial" w:hAnsi="Arial"/>
+                <w:sz w:val="21"/>
+              </w:rPr>
+            </w:r>
+          </w:p>
+        </w:tc>
+        <w:tc>
+          <w:tcPr>
+            <w:tcW w:type="dxa" w:w="6945"/>
+            <w:tcMar>
+              <w:top w:w="40" w:type="dxa"/>
+              <w:bottom w:w="40" w:type="dxa"/>
+              <w:left w:w="20" w:type="dxa"/>
+              <w:right w:w="20" w:type="dxa"/>
+            </w:tcMar>
+          </w:tcPr>
+          <w:p>
+            <w:pPr>
+              <w:spacing w:before="0" w:after="40" w:line="288" w:lineRule="auto"/>
+              <w:jc w:val="both"/>
+            </w:pPr>
+            <w:r>
+              <w:rPr>
+                <w:rFonts w:ascii="Arial" w:hAnsi="Arial"/>
+                <w:sz w:val="21"/>
+              </w:rPr>
+              <w:t>KEPUTUSAN KUASA PENGGUNA ANGGARAN SATUAN KERJA PELAKSANAAN PRASARANA STRATEGIS RIAU TENTANG PENETAPAN TIM PENYELENGGARA SWAKELOLA KEGIATAN ADMINISTRASI PEMBANGUNAN GEDUNG SPPG PROVINSI RIAU TAHUN ANGGARAN 2025.</w:t>
+            </w:r>
+          </w:p>
+        </w:tc>
+      </w:tr>
+      <w:tr>
+        <w:tc>
+          <w:tcPr>
+            <w:tcW w:type="dxa" w:w="1757"/>
+            <w:tcMar>
+              <w:top w:w="40" w:type="dxa"/>
+              <w:bottom w:w="40" w:type="dxa"/>
+              <w:left w:w="20" w:type="dxa"/>
+              <w:right w:w="20" w:type="dxa"/>
+            </w:tcMar>
+          </w:tcPr>
+          <w:p>
+            <w:pPr>
+              <w:spacing w:before="0" w:after="40" w:line="288" w:lineRule="auto"/>
+              <w:jc w:val="left"/>
+            </w:pPr>
+            <w:r>
+              <w:rPr>
+                <w:rFonts w:ascii="Arial" w:hAnsi="Arial"/>
+                <w:b/>
+                <w:sz w:val="21"/>
+              </w:rPr>
+              <w:t>KESATU</w:t>
+            </w:r>
+          </w:p>
+        </w:tc>
+        <w:tc>
+          <w:tcPr>
+            <w:tcW w:type="dxa" w:w="227"/>
+            <w:tcMar>
+              <w:top w:w="40" w:type="dxa"/>
+              <w:bottom w:w="40" w:type="dxa"/>
+              <w:left w:w="20" w:type="dxa"/>
+              <w:right w:w="20" w:type="dxa"/>
+            </w:tcMar>
+          </w:tcPr>
+          <w:p>
+            <w:pPr>
+              <w:spacing w:before="0" w:after="40" w:line="288" w:lineRule="auto"/>
+              <w:jc w:val="left"/>
+            </w:pPr>
+            <w:r>
+              <w:rPr>
+                <w:rFonts w:ascii="Arial" w:hAnsi="Arial"/>
+                <w:sz w:val="21"/>
+              </w:rPr>
+              <w:t>:</w:t>
+            </w:r>
+          </w:p>
+        </w:tc>
+        <w:tc>
+          <w:tcPr>
+            <w:tcW w:type="dxa" w:w="425"/>
+            <w:tcMar>
+              <w:top w:w="40" w:type="dxa"/>
+              <w:bottom w:w="40" w:type="dxa"/>
+              <w:left w:w="20" w:type="dxa"/>
+              <w:right w:w="20" w:type="dxa"/>
+            </w:tcMar>
+          </w:tcPr>
+          <w:p>
+            <w:pPr>
+              <w:spacing w:before="0" w:after="40" w:line="288" w:lineRule="auto"/>
+              <w:jc w:val="left"/>
+            </w:pPr>
+            <w:r>
+              <w:rPr>
+                <w:rFonts w:ascii="Arial" w:hAnsi="Arial"/>
+                <w:sz w:val="21"/>
+              </w:rPr>
+            </w:r>
+          </w:p>
+        </w:tc>
+        <w:tc>
+          <w:tcPr>
+            <w:tcW w:type="dxa" w:w="6945"/>
+            <w:tcMar>
+              <w:top w:w="40" w:type="dxa"/>
+              <w:bottom w:w="40" w:type="dxa"/>
+              <w:left w:w="20" w:type="dxa"/>
+              <w:right w:w="20" w:type="dxa"/>
+            </w:tcMar>
+          </w:tcPr>
+          <w:p>
+            <w:pPr>
+              <w:spacing w:before="0" w:after="40" w:line="288" w:lineRule="auto"/>
+              <w:jc w:val="both"/>
+            </w:pPr>
+            <w:r>
+              <w:rPr>
+                <w:rFonts w:ascii="Arial" w:hAnsi="Arial"/>
+                <w:sz w:val="21"/>
+              </w:rPr>
+              <w:t>Menunjuk dan menetapkan Tim Penyelenggara Swakelola Tipe I yang terdiri atas Tim Persiapan, Tim Pelaksana, dan Tim Pengawas dengan susunan keanggotaan dan rincian tugas sebagaimana tercantum dalam Lampiran yang merupakan bagian tidak terpisahkan dari Keputusan ini.</w:t>
+            </w:r>
+          </w:p>
+        </w:tc>
+      </w:tr>
+      <w:tr>
+        <w:tc>
+          <w:tcPr>
+            <w:tcW w:type="dxa" w:w="1757"/>
+            <w:tcMar>
+              <w:top w:w="40" w:type="dxa"/>
+              <w:bottom w:w="40" w:type="dxa"/>
+              <w:left w:w="20" w:type="dxa"/>
+              <w:right w:w="20" w:type="dxa"/>
+            </w:tcMar>
+          </w:tcPr>
+          <w:p>
+            <w:pPr>
+              <w:spacing w:before="0" w:after="40" w:line="288" w:lineRule="auto"/>
+              <w:jc w:val="left"/>
+            </w:pPr>
+            <w:r>
+              <w:rPr>
+                <w:rFonts w:ascii="Arial" w:hAnsi="Arial"/>
+                <w:b/>
+                <w:sz w:val="21"/>
+              </w:rPr>
+              <w:t>KEDUA</w:t>
+            </w:r>
+          </w:p>
+        </w:tc>
+        <w:tc>
+          <w:tcPr>
+            <w:tcW w:type="dxa" w:w="227"/>
+            <w:tcMar>
+              <w:top w:w="40" w:type="dxa"/>
+              <w:bottom w:w="40" w:type="dxa"/>
+              <w:left w:w="20" w:type="dxa"/>
+              <w:right w:w="20" w:type="dxa"/>
+            </w:tcMar>
+          </w:tcPr>
+          <w:p>
+            <w:pPr>
+              <w:spacing w:before="0" w:after="40" w:line="288" w:lineRule="auto"/>
+              <w:jc w:val="left"/>
+            </w:pPr>
+            <w:r>
+              <w:rPr>
+                <w:rFonts w:ascii="Arial" w:hAnsi="Arial"/>
+                <w:sz w:val="21"/>
+              </w:rPr>
+              <w:t>:</w:t>
+            </w:r>
+          </w:p>
+        </w:tc>
+        <w:tc>
+          <w:tcPr>
+            <w:tcW w:type="dxa" w:w="425"/>
+            <w:tcMar>
+              <w:top w:w="40" w:type="dxa"/>
+              <w:bottom w:w="40" w:type="dxa"/>
+              <w:left w:w="20" w:type="dxa"/>
+              <w:right w:w="20" w:type="dxa"/>
+            </w:tcMar>
+          </w:tcPr>
+          <w:p>
+            <w:pPr>
+              <w:spacing w:before="0" w:after="40" w:line="288" w:lineRule="auto"/>
+              <w:jc w:val="left"/>
+            </w:pPr>
+            <w:r>
+              <w:rPr>
+                <w:rFonts w:ascii="Arial" w:hAnsi="Arial"/>
+                <w:sz w:val="21"/>
+              </w:rPr>
+            </w:r>
+          </w:p>
+        </w:tc>
+        <w:tc>
+          <w:tcPr>
+            <w:tcW w:type="dxa" w:w="6945"/>
+            <w:tcMar>
+              <w:top w:w="40" w:type="dxa"/>
+              <w:bottom w:w="40" w:type="dxa"/>
+              <w:left w:w="20" w:type="dxa"/>
+              <w:right w:w="20" w:type="dxa"/>
+            </w:tcMar>
+          </w:tcPr>
+          <w:p>
+            <w:pPr>
+              <w:spacing w:before="0" w:after="40" w:line="288" w:lineRule="auto"/>
+              <w:jc w:val="both"/>
+            </w:pPr>
+            <w:r>
+              <w:rPr>
+                <w:rFonts w:ascii="Arial" w:hAnsi="Arial"/>
+                <w:sz w:val="21"/>
+              </w:rPr>
+              <w:t>Tim Persiapan bertugas menyusun sasaran, rencana kegiatan, jadwal pelaksanaan, serta Kerangka Acuan Kerja (KAK) dan Rencana Anggaran Biaya (RAB) final untuk diajukan kepada Pejabat Pembuat Komitmen (PPK).</w:t>
+            </w:r>
+          </w:p>
+        </w:tc>
+      </w:tr>
+      <w:tr>
+        <w:tc>
+          <w:tcPr>
+            <w:tcW w:type="dxa" w:w="1757"/>
+            <w:tcMar>
+              <w:top w:w="40" w:type="dxa"/>
+              <w:bottom w:w="40" w:type="dxa"/>
+              <w:left w:w="20" w:type="dxa"/>
+              <w:right w:w="20" w:type="dxa"/>
+            </w:tcMar>
+          </w:tcPr>
+          <w:p>
+            <w:pPr>
+              <w:spacing w:before="0" w:after="40" w:line="288" w:lineRule="auto"/>
+              <w:jc w:val="left"/>
+            </w:pPr>
+            <w:r>
+              <w:rPr>
+                <w:rFonts w:ascii="Arial" w:hAnsi="Arial"/>
+                <w:b/>
+                <w:sz w:val="21"/>
+              </w:rPr>
+              <w:t>KETIGA</w:t>
+            </w:r>
+          </w:p>
+        </w:tc>
+        <w:tc>
+          <w:tcPr>
+            <w:tcW w:type="dxa" w:w="227"/>
+            <w:tcMar>
+              <w:top w:w="40" w:type="dxa"/>
+              <w:bottom w:w="40" w:type="dxa"/>
+              <w:left w:w="20" w:type="dxa"/>
+              <w:right w:w="20" w:type="dxa"/>
+            </w:tcMar>
+          </w:tcPr>
+          <w:p>
+            <w:pPr>
+              <w:spacing w:before="0" w:after="40" w:line="288" w:lineRule="auto"/>
+              <w:jc w:val="left"/>
+            </w:pPr>
+            <w:r>
+              <w:rPr>
+                <w:rFonts w:ascii="Arial" w:hAnsi="Arial"/>
+                <w:sz w:val="21"/>
+              </w:rPr>
+              <w:t>:</w:t>
+            </w:r>
+          </w:p>
+        </w:tc>
+        <w:tc>
+          <w:tcPr>
+            <w:tcW w:type="dxa" w:w="425"/>
+            <w:tcMar>
+              <w:top w:w="40" w:type="dxa"/>
+              <w:bottom w:w="40" w:type="dxa"/>
+              <w:left w:w="20" w:type="dxa"/>
+              <w:right w:w="20" w:type="dxa"/>
+            </w:tcMar>
+          </w:tcPr>
+          <w:p>
+            <w:pPr>
+              <w:spacing w:before="0" w:after="40" w:line="288" w:lineRule="auto"/>
+              <w:jc w:val="left"/>
+            </w:pPr>
+            <w:r>
+              <w:rPr>
+                <w:rFonts w:ascii="Arial" w:hAnsi="Arial"/>
+                <w:sz w:val="21"/>
+              </w:rPr>
+            </w:r>
+          </w:p>
+        </w:tc>
+        <w:tc>
+          <w:tcPr>
+            <w:tcW w:type="dxa" w:w="6945"/>
+            <w:tcMar>
+              <w:top w:w="40" w:type="dxa"/>
+              <w:bottom w:w="40" w:type="dxa"/>
+              <w:left w:w="20" w:type="dxa"/>
+              <w:right w:w="20" w:type="dxa"/>
+            </w:tcMar>
+          </w:tcPr>
+          <w:p>
+            <w:pPr>
+              <w:spacing w:before="0" w:after="40" w:line="288" w:lineRule="auto"/>
+              <w:jc w:val="both"/>
+            </w:pPr>
+            <w:r>
+              <w:rPr>
+                <w:rFonts w:ascii="Arial" w:hAnsi="Arial"/>
+                <w:sz w:val="21"/>
+              </w:rPr>
+              <w:t>Tim Pelaksana bertugas melaksanakan kegiatan sesuai rencana dan jadwal yang telah ditetapkan, melakukan pencatatan penggunaan sumber daya, menyusun dokumentasi lapangan, melaporkan kemajuan fisik dan keuangan secara berkala, serta menyerahkan hasil pekerjaan kepada PPK.</w:t>
+            </w:r>
+          </w:p>
+        </w:tc>
+      </w:tr>
+      <w:tr>
+        <w:tc>
+          <w:tcPr>
+            <w:tcW w:type="dxa" w:w="1757"/>
+            <w:tcMar>
+              <w:top w:w="40" w:type="dxa"/>
+              <w:bottom w:w="40" w:type="dxa"/>
+              <w:left w:w="20" w:type="dxa"/>
+              <w:right w:w="20" w:type="dxa"/>
+            </w:tcMar>
+          </w:tcPr>
+          <w:p>
+            <w:pPr>
+              <w:spacing w:before="0" w:after="40" w:line="288" w:lineRule="auto"/>
+              <w:jc w:val="left"/>
+            </w:pPr>
+            <w:r>
+              <w:rPr>
+                <w:rFonts w:ascii="Arial" w:hAnsi="Arial"/>
+                <w:b/>
+                <w:sz w:val="21"/>
+              </w:rPr>
+              <w:t>KEEMPAT</w:t>
+            </w:r>
+          </w:p>
+        </w:tc>
+        <w:tc>
+          <w:tcPr>
+            <w:tcW w:type="dxa" w:w="227"/>
+            <w:tcMar>
+              <w:top w:w="40" w:type="dxa"/>
+              <w:bottom w:w="40" w:type="dxa"/>
+              <w:left w:w="20" w:type="dxa"/>
+              <w:right w:w="20" w:type="dxa"/>
+            </w:tcMar>
+          </w:tcPr>
+          <w:p>
+            <w:pPr>
+              <w:spacing w:before="0" w:after="40" w:line="288" w:lineRule="auto"/>
+              <w:jc w:val="left"/>
+            </w:pPr>
+            <w:r>
+              <w:rPr>
+                <w:rFonts w:ascii="Arial" w:hAnsi="Arial"/>
+                <w:sz w:val="21"/>
+              </w:rPr>
+              <w:t>:</w:t>
+            </w:r>
+          </w:p>
+        </w:tc>
+        <w:tc>
+          <w:tcPr>
+            <w:tcW w:type="dxa" w:w="425"/>
+            <w:tcMar>
+              <w:top w:w="40" w:type="dxa"/>
+              <w:bottom w:w="40" w:type="dxa"/>
+              <w:left w:w="20" w:type="dxa"/>
+              <w:right w:w="20" w:type="dxa"/>
+            </w:tcMar>
+          </w:tcPr>
+          <w:p>
+            <w:pPr>
+              <w:spacing w:before="0" w:after="40" w:line="288" w:lineRule="auto"/>
+              <w:jc w:val="left"/>
+            </w:pPr>
+            <w:r>
+              <w:rPr>
+                <w:rFonts w:ascii="Arial" w:hAnsi="Arial"/>
+                <w:sz w:val="21"/>
+              </w:rPr>
+            </w:r>
+          </w:p>
+        </w:tc>
+        <w:tc>
+          <w:tcPr>
+            <w:tcW w:type="dxa" w:w="6945"/>
+            <w:tcMar>
+              <w:top w:w="40" w:type="dxa"/>
+              <w:bottom w:w="40" w:type="dxa"/>
+              <w:left w:w="20" w:type="dxa"/>
+              <w:right w:w="20" w:type="dxa"/>
+            </w:tcMar>
+          </w:tcPr>
+          <w:p>
+            <w:pPr>
+              <w:spacing w:before="0" w:after="40" w:line="288" w:lineRule="auto"/>
+              <w:jc w:val="both"/>
+            </w:pPr>
+            <w:r>
+              <w:rPr>
+                <w:rFonts w:ascii="Arial" w:hAnsi="Arial"/>
+                <w:sz w:val="21"/>
+              </w:rPr>
+              <w:t>Tim Pengawas bertugas melaksanakan pengawasan administrasi, teknis, dan keuangan sejak tahap persiapan, pelaksanaan, hingga penyerahan hasil pekerjaan serta memberikan rekomendasi tindak lanjut pengendalian kepada PPK.</w:t>
+            </w:r>
+          </w:p>
+        </w:tc>
+      </w:tr>
+      <w:tr>
+        <w:tc>
+          <w:tcPr>
+            <w:tcW w:type="dxa" w:w="1757"/>
+            <w:tcMar>
+              <w:top w:w="40" w:type="dxa"/>
+              <w:bottom w:w="40" w:type="dxa"/>
+              <w:left w:w="20" w:type="dxa"/>
+              <w:right w:w="20" w:type="dxa"/>
+            </w:tcMar>
+          </w:tcPr>
+          <w:p>
+            <w:pPr>
+              <w:spacing w:before="0" w:after="40" w:line="288" w:lineRule="auto"/>
+              <w:jc w:val="left"/>
+            </w:pPr>
+            <w:r>
+              <w:rPr>
+                <w:rFonts w:ascii="Arial" w:hAnsi="Arial"/>
+                <w:b/>
+                <w:sz w:val="21"/>
+              </w:rPr>
+              <w:t>KELIMA</w:t>
+            </w:r>
+          </w:p>
+        </w:tc>
+        <w:tc>
+          <w:tcPr>
+            <w:tcW w:type="dxa" w:w="227"/>
+            <w:tcMar>
+              <w:top w:w="40" w:type="dxa"/>
+              <w:bottom w:w="40" w:type="dxa"/>
+              <w:left w:w="20" w:type="dxa"/>
+              <w:right w:w="20" w:type="dxa"/>
+            </w:tcMar>
+          </w:tcPr>
+          <w:p>
+            <w:pPr>
+              <w:spacing w:before="0" w:after="40" w:line="288" w:lineRule="auto"/>
+              <w:jc w:val="left"/>
+            </w:pPr>
+            <w:r>
+              <w:rPr>
+                <w:rFonts w:ascii="Arial" w:hAnsi="Arial"/>
+                <w:sz w:val="21"/>
+              </w:rPr>
+              <w:t>:</w:t>
+            </w:r>
+          </w:p>
+        </w:tc>
+        <w:tc>
+          <w:tcPr>
+            <w:tcW w:type="dxa" w:w="425"/>
+            <w:tcMar>
+              <w:top w:w="40" w:type="dxa"/>
+              <w:bottom w:w="40" w:type="dxa"/>
+              <w:left w:w="20" w:type="dxa"/>
+              <w:right w:w="20" w:type="dxa"/>
+            </w:tcMar>
+          </w:tcPr>
+          <w:p>
+            <w:pPr>
+              <w:spacing w:before="0" w:after="40" w:line="288" w:lineRule="auto"/>
+              <w:jc w:val="left"/>
+            </w:pPr>
+            <w:r>
+              <w:rPr>
+                <w:rFonts w:ascii="Arial" w:hAnsi="Arial"/>
+                <w:sz w:val="21"/>
+              </w:rPr>
+            </w:r>
+          </w:p>
+        </w:tc>
+        <w:tc>
+          <w:tcPr>
+            <w:tcW w:type="dxa" w:w="6945"/>
+            <w:tcMar>
+              <w:top w:w="40" w:type="dxa"/>
+              <w:bottom w:w="40" w:type="dxa"/>
+              <w:left w:w="20" w:type="dxa"/>
+              <w:right w:w="20" w:type="dxa"/>
+            </w:tcMar>
+          </w:tcPr>
+          <w:p>
+            <w:pPr>
+              <w:spacing w:before="0" w:after="40" w:line="288" w:lineRule="auto"/>
+              <w:jc w:val="both"/>
+            </w:pPr>
+            <w:r>
+              <w:rPr>
+                <w:rFonts w:ascii="Arial" w:hAnsi="Arial"/>
+                <w:sz w:val="21"/>
+              </w:rPr>
+              <w:t>Segala biaya yang timbul sebagai akibat ditetapkannya Keputusan ini dibebankan pada DIPA Satuan Kerja Pelaksanaan Prasarana Strategis Riau Tahun Anggaran 2025 MAK 06.691285.GM.7717.CBI.001.900.A. Keputusan ini berlaku terhitung sejak tanggal ditetapkan.</w:t>
+            </w:r>
+          </w:p>
+        </w:tc>
+      </w:tr>
+    </w:tbl>
+    <w:p>
+      <w:pPr>
+        <w:spacing w:before="0" w:after="80"/>
+      </w:pPr>
+    </w:p>
+    <w:tbl>
+      <w:tblPr>
+        <w:tblW w:type="auto" w:w="0"/>
+        <w:jc w:val="center"/>
+        <w:tblLayout w:type="fixed"/>
+        <w:tblLook w:firstColumn="1" w:firstRow="1" w:lastColumn="0" w:lastRow="0" w:noHBand="0" w:noVBand="1" w:val="04A0"/>
+        <w:tblBorders>
+          <w:top w:val="none" w:sz="0" w:space="0" w:color="auto"/>
+          <w:left w:val="none" w:sz="0" w:space="0" w:color="auto"/>
+          <w:bottom w:val="none" w:sz="0" w:space="0" w:color="auto"/>
+          <w:right w:val="none" w:sz="0" w:space="0" w:color="auto"/>
+          <w:insideH w:val="none" w:sz="0" w:space="0" w:color="auto"/>
+          <w:insideV w:val="none" w:sz="0" w:space="0" w:color="auto"/>
+        </w:tblBorders>
+      </w:tblPr>
+      <w:tblGrid>
+        <w:gridCol w:w="4677"/>
+        <w:gridCol w:w="4677"/>
+      </w:tblGrid>
+      <w:tr>
+        <w:trPr>
+          <w:cantSplit/>
+        </w:trPr>
+        <w:tc>
+          <w:tcPr>
+            <w:tcW w:type="dxa" w:w="4819"/>
+          </w:tcPr>
+          <w:p/>
+        </w:tc>
+        <w:tc>
+          <w:tcPr>
+            <w:tcW w:type="dxa" w:w="4535"/>
+          </w:tcPr>
+          <w:p>
+            <w:pPr>
+              <w:spacing w:before="160" w:after="0" w:line="276" w:lineRule="auto"/>
+              <w:jc w:val="left"/>
+            </w:pPr>
+            <w:r>
+              <w:rPr>
+                <w:rFonts w:ascii="Arial" w:hAnsi="Arial"/>
+                <w:sz w:val="21"/>
+              </w:rPr>
+              <w:t>Ditetapkan di Pekanbaru</w:t>
+              <w:br/>
+              <w:t>pada tanggal 23 September 2025</w:t>
+              <w:br/>
+            </w:r>
+            <w:r>
+              <w:rPr>
+                <w:rFonts w:ascii="Arial" w:hAnsi="Arial"/>
+                <w:b/>
+                <w:sz w:val="21"/>
+              </w:rPr>
+              <w:t>Kuasa Pengguna Anggaran / Kepala Satuan Kerja</w:t>
+              <w:br/>
+              <w:t>Pelaksanaan Prasarana Strategis Riau,</w:t>
+              <w:br/>
+              <w:br/>
+              <w:br/>
+              <w:br/>
+            </w:r>
+            <w:r>
+              <w:rPr>
+                <w:rFonts w:ascii="Arial" w:hAnsi="Arial"/>
+                <w:b/>
+                <w:sz w:val="21"/>
+                <w:u w:val="single"/>
+              </w:rPr>
+              <w:t>Muhammad Yudi Prasetya, S.T.</w:t>
+              <w:br/>
+            </w:r>
+            <w:r>
+              <w:rPr>
+                <w:rFonts w:ascii="Arial" w:hAnsi="Arial"/>
+                <w:sz w:val="21"/>
+              </w:rPr>
+              <w:t>NIP. 19800214 201412 1 002</w:t>
+            </w:r>
+          </w:p>
+        </w:tc>
+      </w:tr>
+    </w:tbl>
+    <w:p>
+      <w:r>
+        <w:br w:type="page"/>
+      </w:r>
+    </w:p>
+    <w:p>
+      <w:pPr>
+        <w:spacing w:before="40" w:after="40" w:line="276" w:lineRule="auto"/>
+        <w:jc w:val="center"/>
+      </w:pPr>
+      <w:r>
+        <w:rPr>
+          <w:rFonts w:ascii="Arial" w:hAnsi="Arial"/>
+          <w:b/>
+          <w:sz w:val="23"/>
+        </w:rPr>
+        <w:t>LAMPIRAN KEPUTUSAN KUASA PENGGUNA ANGGARAN</w:t>
+      </w:r>
+    </w:p>
+    <w:p>
+      <w:pPr>
+        <w:spacing w:before="0" w:after="40" w:line="276" w:lineRule="auto"/>
+        <w:jc w:val="center"/>
+      </w:pPr>
+      <w:r>
+        <w:rPr>
+          <w:rFonts w:ascii="Arial" w:hAnsi="Arial"/>
+          <w:b/>
+          <w:sz w:val="22"/>
+        </w:rPr>
+        <w:t>NOMOR : 28/KPTS/SATKER-PPS.RIAU/2025 TANGGAL 23 SEPTEMBER 2025</w:t>
+      </w:r>
+    </w:p>
+    <w:p>
+      <w:pPr>
+        <w:spacing w:before="0" w:after="40" w:line="276" w:lineRule="auto"/>
+        <w:jc w:val="center"/>
+      </w:pPr>
+      <w:r>
+        <w:rPr>
+          <w:rFonts w:ascii="Arial" w:hAnsi="Arial"/>
+          <w:b/>
+          <w:sz w:val="22"/>
+        </w:rPr>
+        <w:t>SUSUNAN TIM PERSIAPAN, TIM PELAKSANA, DAN TIM PENGAWAS</w:t>
+      </w:r>
+    </w:p>
+    <w:p>
+      <w:pPr>
+        <w:spacing w:before="0" w:after="200" w:line="276" w:lineRule="auto"/>
+        <w:jc w:val="center"/>
+      </w:pPr>
+      <w:r>
+        <w:rPr>
+          <w:rFonts w:ascii="Arial" w:hAnsi="Arial"/>
+          <w:b/>
+          <w:sz w:val="22"/>
+        </w:rPr>
+        <w:t>BESERTA URAIAN TUGAS PENYELENGGARA SWAKELOLA SPPG TA 2025</w:t>
+      </w:r>
+    </w:p>
+    <w:tbl>
+      <w:tblPr>
+        <w:tblW w:type="auto" w:w="0"/>
+        <w:jc w:val="center"/>
+        <w:tblLayout w:type="fixed"/>
+        <w:tblLook w:firstColumn="1" w:firstRow="1" w:lastColumn="0" w:lastRow="0" w:noHBand="0" w:noVBand="1" w:val="04A0"/>
+        <w:tblBorders>
+          <w:top w:val="single" w:sz="4" w:space="0" w:color="444444"/>
+          <w:left w:val="single" w:sz="4" w:space="0" w:color="444444"/>
+          <w:bottom w:val="single" w:sz="4" w:space="0" w:color="444444"/>
+          <w:right w:val="single" w:sz="4" w:space="0" w:color="444444"/>
+          <w:insideH w:val="single" w:sz="4" w:space="0" w:color="444444"/>
+          <w:insideV w:val="single" w:sz="4" w:space="0" w:color="444444"/>
+        </w:tblBorders>
+      </w:tblPr>
+      <w:tblGrid>
+        <w:gridCol w:w="1871"/>
+        <w:gridCol w:w="1871"/>
+        <w:gridCol w:w="1871"/>
+        <w:gridCol w:w="1871"/>
+        <w:gridCol w:w="1871"/>
+      </w:tblGrid>
+      <w:tr>
+        <w:trPr>
+          <w:tblHeader/>
+          <w:cantSplit/>
+        </w:trPr>
+        <w:tc>
+          <w:tcPr>
+            <w:tcW w:type="dxa" w:w="510"/>
+            <w:vAlign w:val="center"/>
+            <w:shd w:fill="D9E2F3"/>
+            <w:tcMar>
+              <w:top w:w="90" w:type="dxa"/>
+              <w:bottom w:w="90" w:type="dxa"/>
+              <w:left w:w="110" w:type="dxa"/>
+              <w:right w:w="110" w:type="dxa"/>
+            </w:tcMar>
+          </w:tcPr>
+          <w:p>
+            <w:pPr>
+              <w:spacing w:before="0" w:after="0" w:line="276" w:lineRule="auto"/>
+              <w:jc w:val="center"/>
+            </w:pPr>
+            <w:r>
+              <w:rPr>
+                <w:rFonts w:ascii="Arial" w:hAnsi="Arial"/>
+                <w:b/>
+                <w:sz w:val="19"/>
+              </w:rPr>
+              <w:t>No.</w:t>
+            </w:r>
+          </w:p>
+        </w:tc>
+        <w:tc>
+          <w:tcPr>
+            <w:tcW w:type="dxa" w:w="1701"/>
+            <w:vAlign w:val="center"/>
+            <w:shd w:fill="D9E2F3"/>
+            <w:tcMar>
+              <w:top w:w="90" w:type="dxa"/>
+              <w:bottom w:w="90" w:type="dxa"/>
+              <w:left w:w="110" w:type="dxa"/>
+              <w:right w:w="110" w:type="dxa"/>
+            </w:tcMar>
+          </w:tcPr>
+          <w:p>
+            <w:pPr>
+              <w:spacing w:before="0" w:after="0" w:line="276" w:lineRule="auto"/>
+              <w:jc w:val="center"/>
+            </w:pPr>
+            <w:r>
+              <w:rPr>
+                <w:rFonts w:ascii="Arial" w:hAnsi="Arial"/>
+                <w:b/>
+                <w:sz w:val="19"/>
+              </w:rPr>
+              <w:t>Tim / Kedudukan</w:t>
+            </w:r>
+          </w:p>
+        </w:tc>
+        <w:tc>
+          <w:tcPr>
+            <w:tcW w:type="dxa" w:w="2041"/>
+            <w:vAlign w:val="center"/>
+            <w:shd w:fill="D9E2F3"/>
+            <w:tcMar>
+              <w:top w:w="90" w:type="dxa"/>
+              <w:bottom w:w="90" w:type="dxa"/>
+              <w:left w:w="110" w:type="dxa"/>
+              <w:right w:w="110" w:type="dxa"/>
+            </w:tcMar>
+          </w:tcPr>
+          <w:p>
+            <w:pPr>
+              <w:spacing w:before="0" w:after="0" w:line="276" w:lineRule="auto"/>
+              <w:jc w:val="center"/>
+            </w:pPr>
+            <w:r>
+              <w:rPr>
+                <w:rFonts w:ascii="Arial" w:hAnsi="Arial"/>
+                <w:b/>
+                <w:sz w:val="19"/>
+              </w:rPr>
+              <w:t>Nama Personel</w:t>
+            </w:r>
+          </w:p>
+        </w:tc>
+        <w:tc>
+          <w:tcPr>
+            <w:tcW w:type="dxa" w:w="1871"/>
+            <w:vAlign w:val="center"/>
+            <w:shd w:fill="D9E2F3"/>
+            <w:tcMar>
+              <w:top w:w="90" w:type="dxa"/>
+              <w:bottom w:w="90" w:type="dxa"/>
+              <w:left w:w="110" w:type="dxa"/>
+              <w:right w:w="110" w:type="dxa"/>
+            </w:tcMar>
+          </w:tcPr>
+          <w:p>
+            <w:pPr>
+              <w:spacing w:before="0" w:after="0" w:line="276" w:lineRule="auto"/>
+              <w:jc w:val="center"/>
+            </w:pPr>
+            <w:r>
+              <w:rPr>
+                <w:rFonts w:ascii="Arial" w:hAnsi="Arial"/>
+                <w:b/>
+                <w:sz w:val="19"/>
+              </w:rPr>
+              <w:t>NIP / NIPPPK</w:t>
+            </w:r>
+          </w:p>
+        </w:tc>
+        <w:tc>
+          <w:tcPr>
+            <w:tcW w:type="dxa" w:w="3231"/>
+            <w:vAlign w:val="center"/>
+            <w:shd w:fill="D9E2F3"/>
+            <w:tcMar>
+              <w:top w:w="90" w:type="dxa"/>
+              <w:bottom w:w="90" w:type="dxa"/>
+              <w:left w:w="110" w:type="dxa"/>
+              <w:right w:w="110" w:type="dxa"/>
+            </w:tcMar>
+          </w:tcPr>
+          <w:p>
+            <w:pPr>
+              <w:spacing w:before="0" w:after="0" w:line="276" w:lineRule="auto"/>
+              <w:jc w:val="center"/>
+            </w:pPr>
+            <w:r>
+              <w:rPr>
+                <w:rFonts w:ascii="Arial" w:hAnsi="Arial"/>
+                <w:b/>
+                <w:sz w:val="19"/>
+              </w:rPr>
+              <w:t>Uraian Tugas dan Tanggung Jawab</w:t>
+            </w:r>
+          </w:p>
+        </w:tc>
+      </w:tr>
+      <w:tr>
+        <w:trPr>
+          <w:cantSplit/>
+        </w:trPr>
+        <w:tc>
+          <w:tcPr>
+            <w:tcW w:type="dxa" w:w="510"/>
+            <w:vAlign w:val="center"/>
+            <w:tcMar>
+              <w:top w:w="75" w:type="dxa"/>
+              <w:bottom w:w="75" w:type="dxa"/>
+              <w:left w:w="110" w:type="dxa"/>
+              <w:right w:w="110" w:type="dxa"/>
+            </w:tcMar>
+          </w:tcPr>
+          <w:p>
+            <w:pPr>
+              <w:spacing w:before="0" w:after="0" w:line="276" w:lineRule="auto"/>
+              <w:jc w:val="center"/>
+            </w:pPr>
+            <w:r>
+              <w:rPr>
+                <w:rFonts w:ascii="Arial" w:hAnsi="Arial"/>
+                <w:b w:val="0"/>
+                <w:sz w:val="19"/>
               </w:rPr>
               <w:t>1</w:t>
             </w:r>
@@ -469,61 +2017,136 @@
         </w:tc>
         <w:tc>
           <w:tcPr>
-            <w:tcW w:type="dxa" w:w="2160"/>
+            <w:tcW w:type="dxa" w:w="1701"/>
+            <w:vAlign w:val="center"/>
+            <w:tcMar>
+              <w:top w:w="75" w:type="dxa"/>
+              <w:bottom w:w="75" w:type="dxa"/>
+              <w:left w:w="110" w:type="dxa"/>
+              <w:right w:w="110" w:type="dxa"/>
+            </w:tcMar>
           </w:tcPr>
           <w:p>
+            <w:pPr>
+              <w:spacing w:before="0" w:after="0" w:line="276" w:lineRule="auto"/>
+              <w:jc w:val="left"/>
+            </w:pPr>
             <w:r>
               <w:rPr>
                 <w:rFonts w:ascii="Arial" w:hAnsi="Arial"/>
-                <w:sz w:val="17"/>
+                <w:b w:val="0"/>
+                <w:sz w:val="19"/>
               </w:rPr>
-              <w:t>Nurulia Sefriandari, S.T.</w:t>
+              <w:t>Tim Persiapan</w:t>
               <w:br/>
-              <w:t>NIP. -</w:t>
+              <w:t>(Ketua)</w:t>
             </w:r>
           </w:p>
         </w:tc>
         <w:tc>
           <w:tcPr>
-            <w:tcW w:type="dxa" w:w="2160"/>
+            <w:tcW w:type="dxa" w:w="2041"/>
+            <w:vAlign w:val="center"/>
+            <w:tcMar>
+              <w:top w:w="75" w:type="dxa"/>
+              <w:bottom w:w="75" w:type="dxa"/>
+              <w:left w:w="110" w:type="dxa"/>
+              <w:right w:w="110" w:type="dxa"/>
+            </w:tcMar>
           </w:tcPr>
           <w:p>
+            <w:pPr>
+              <w:spacing w:before="0" w:after="0" w:line="276" w:lineRule="auto"/>
+              <w:jc w:val="left"/>
+            </w:pPr>
             <w:r>
               <w:rPr>
                 <w:rFonts w:ascii="Arial" w:hAnsi="Arial"/>
-                <w:sz w:val="17"/>
+                <w:b w:val="0"/>
+                <w:sz w:val="19"/>
               </w:rPr>
-              <w:t>Asisten Administrasi &amp; Keuangan</w:t>
+              <w:t>Nurulia Sefriandari, S.T.</w:t>
             </w:r>
           </w:p>
         </w:tc>
         <w:tc>
           <w:tcPr>
-            <w:tcW w:type="dxa" w:w="2160"/>
+            <w:tcW w:type="dxa" w:w="1871"/>
+            <w:vAlign w:val="center"/>
+            <w:tcMar>
+              <w:top w:w="75" w:type="dxa"/>
+              <w:bottom w:w="75" w:type="dxa"/>
+              <w:left w:w="110" w:type="dxa"/>
+              <w:right w:w="110" w:type="dxa"/>
+            </w:tcMar>
           </w:tcPr>
           <w:p>
+            <w:pPr>
+              <w:spacing w:before="0" w:after="0" w:line="276" w:lineRule="auto"/>
+              <w:jc w:val="center"/>
+            </w:pPr>
             <w:r>
               <w:rPr>
                 <w:rFonts w:ascii="Arial" w:hAnsi="Arial"/>
-                <w:b/>
-                <w:sz w:val="17"/>
+                <w:b w:val="0"/>
+                <w:sz w:val="19"/>
               </w:rPr>
-              <w:t>Ketua Tim Persiapan</w:t>
+              <w:t>19950912 202012 2 004</w:t>
+            </w:r>
+          </w:p>
+        </w:tc>
+        <w:tc>
+          <w:tcPr>
+            <w:tcW w:type="dxa" w:w="3231"/>
+            <w:vAlign w:val="center"/>
+            <w:tcMar>
+              <w:top w:w="75" w:type="dxa"/>
+              <w:bottom w:w="75" w:type="dxa"/>
+              <w:left w:w="110" w:type="dxa"/>
+              <w:right w:w="110" w:type="dxa"/>
+            </w:tcMar>
+          </w:tcPr>
+          <w:p>
+            <w:pPr>
+              <w:spacing w:before="0" w:after="0" w:line="276" w:lineRule="auto"/>
+              <w:jc w:val="both"/>
+            </w:pPr>
+            <w:r>
+              <w:rPr>
+                <w:rFonts w:ascii="Arial" w:hAnsi="Arial"/>
+                <w:b w:val="0"/>
+                <w:sz w:val="19"/>
+              </w:rPr>
+              <w:t>Mengoordinasikan penyusunan rencana kegiatan, sasaran teknis, jadwal pelaksanaan, serta telaah KAK dan RAB final.</w:t>
             </w:r>
           </w:p>
         </w:tc>
       </w:tr>
       <w:tr>
+        <w:trPr>
+          <w:cantSplit/>
+        </w:trPr>
         <w:tc>
           <w:tcPr>
-            <w:tcW w:type="dxa" w:w="2160"/>
+            <w:tcW w:type="dxa" w:w="510"/>
+            <w:vAlign w:val="center"/>
+            <w:tcMar>
+              <w:top w:w="75" w:type="dxa"/>
+              <w:bottom w:w="75" w:type="dxa"/>
+              <w:left w:w="110" w:type="dxa"/>
+              <w:right w:w="110" w:type="dxa"/>
+            </w:tcMar>
           </w:tcPr>
           <w:p>
+            <w:pPr>
+              <w:spacing w:before="0" w:after="0" w:line="276" w:lineRule="auto"/>
+              <w:jc w:val="center"/>
+            </w:pPr>
             <w:r>
               <w:rPr>
                 <w:rFonts w:ascii="Arial" w:hAnsi="Arial"/>
-                <w:b/>
-                <w:sz w:val="17"/>
+                <w:b w:val="0"/>
+                <w:sz w:val="19"/>
               </w:rPr>
               <w:t>2</w:t>
             </w:r>
@@ -531,61 +2154,136 @@
         </w:tc>
         <w:tc>
           <w:tcPr>
-            <w:tcW w:type="dxa" w:w="2160"/>
+            <w:tcW w:type="dxa" w:w="1701"/>
+            <w:vAlign w:val="center"/>
+            <w:tcMar>
+              <w:top w:w="75" w:type="dxa"/>
+              <w:bottom w:w="75" w:type="dxa"/>
+              <w:left w:w="110" w:type="dxa"/>
+              <w:right w:w="110" w:type="dxa"/>
+            </w:tcMar>
           </w:tcPr>
           <w:p>
+            <w:pPr>
+              <w:spacing w:before="0" w:after="0" w:line="276" w:lineRule="auto"/>
+              <w:jc w:val="left"/>
+            </w:pPr>
             <w:r>
               <w:rPr>
                 <w:rFonts w:ascii="Arial" w:hAnsi="Arial"/>
-                <w:sz w:val="17"/>
+                <w:b w:val="0"/>
+                <w:sz w:val="19"/>
               </w:rPr>
-              <w:t>Firmansyah, S.E.</w:t>
+              <w:t>Tim Persiapan</w:t>
               <w:br/>
-              <w:t>NIPPPK. 19810327 202521 1 023</w:t>
+              <w:t>(Anggota)</w:t>
             </w:r>
           </w:p>
         </w:tc>
         <w:tc>
           <w:tcPr>
-            <w:tcW w:type="dxa" w:w="2160"/>
+            <w:tcW w:type="dxa" w:w="2041"/>
+            <w:vAlign w:val="center"/>
+            <w:tcMar>
+              <w:top w:w="75" w:type="dxa"/>
+              <w:bottom w:w="75" w:type="dxa"/>
+              <w:left w:w="110" w:type="dxa"/>
+              <w:right w:w="110" w:type="dxa"/>
+            </w:tcMar>
           </w:tcPr>
           <w:p>
+            <w:pPr>
+              <w:spacing w:before="0" w:after="0" w:line="276" w:lineRule="auto"/>
+              <w:jc w:val="left"/>
+            </w:pPr>
             <w:r>
               <w:rPr>
                 <w:rFonts w:ascii="Arial" w:hAnsi="Arial"/>
-                <w:sz w:val="17"/>
+                <w:b w:val="0"/>
+                <w:sz w:val="19"/>
               </w:rPr>
-              <w:t>Staf Verifikasi &amp; Keuangan</w:t>
+              <w:t>Firmansyah, S.E.</w:t>
             </w:r>
           </w:p>
         </w:tc>
         <w:tc>
           <w:tcPr>
-            <w:tcW w:type="dxa" w:w="2160"/>
+            <w:tcW w:type="dxa" w:w="1871"/>
+            <w:vAlign w:val="center"/>
+            <w:tcMar>
+              <w:top w:w="75" w:type="dxa"/>
+              <w:bottom w:w="75" w:type="dxa"/>
+              <w:left w:w="110" w:type="dxa"/>
+              <w:right w:w="110" w:type="dxa"/>
+            </w:tcMar>
           </w:tcPr>
           <w:p>
+            <w:pPr>
+              <w:spacing w:before="0" w:after="0" w:line="276" w:lineRule="auto"/>
+              <w:jc w:val="center"/>
+            </w:pPr>
             <w:r>
               <w:rPr>
                 <w:rFonts w:ascii="Arial" w:hAnsi="Arial"/>
-                <w:b/>
-                <w:sz w:val="17"/>
+                <w:b w:val="0"/>
+                <w:sz w:val="19"/>
               </w:rPr>
-              <w:t>Anggota</w:t>
+              <w:t>19810327 202521 1 023</w:t>
+            </w:r>
+          </w:p>
+        </w:tc>
+        <w:tc>
+          <w:tcPr>
+            <w:tcW w:type="dxa" w:w="3231"/>
+            <w:vAlign w:val="center"/>
+            <w:tcMar>
+              <w:top w:w="75" w:type="dxa"/>
+              <w:bottom w:w="75" w:type="dxa"/>
+              <w:left w:w="110" w:type="dxa"/>
+              <w:right w:w="110" w:type="dxa"/>
+            </w:tcMar>
+          </w:tcPr>
+          <w:p>
+            <w:pPr>
+              <w:spacing w:before="0" w:after="0" w:line="276" w:lineRule="auto"/>
+              <w:jc w:val="both"/>
+            </w:pPr>
+            <w:r>
+              <w:rPr>
+                <w:rFonts w:ascii="Arial" w:hAnsi="Arial"/>
+                <w:b w:val="0"/>
+                <w:sz w:val="19"/>
+              </w:rPr>
+              <w:t>Menyusun rincian kebutuhan bahan, peralatan, dan proyeksi biaya perjalanan dinas sesuai standar biaya masukan.</w:t>
             </w:r>
           </w:p>
         </w:tc>
       </w:tr>
       <w:tr>
+        <w:trPr>
+          <w:cantSplit/>
+        </w:trPr>
         <w:tc>
           <w:tcPr>
-            <w:tcW w:type="dxa" w:w="2160"/>
+            <w:tcW w:type="dxa" w:w="510"/>
+            <w:vAlign w:val="center"/>
+            <w:tcMar>
+              <w:top w:w="75" w:type="dxa"/>
+              <w:bottom w:w="75" w:type="dxa"/>
+              <w:left w:w="110" w:type="dxa"/>
+              <w:right w:w="110" w:type="dxa"/>
+            </w:tcMar>
           </w:tcPr>
           <w:p>
+            <w:pPr>
+              <w:spacing w:before="0" w:after="0" w:line="276" w:lineRule="auto"/>
+              <w:jc w:val="center"/>
+            </w:pPr>
             <w:r>
               <w:rPr>
                 <w:rFonts w:ascii="Arial" w:hAnsi="Arial"/>
-                <w:b/>
-                <w:sz w:val="17"/>
+                <w:b w:val="0"/>
+                <w:sz w:val="19"/>
               </w:rPr>
               <w:t>3</w:t>
             </w:r>
@@ -593,125 +2291,136 @@
         </w:tc>
         <w:tc>
           <w:tcPr>
-            <w:tcW w:type="dxa" w:w="2160"/>
+            <w:tcW w:type="dxa" w:w="1701"/>
+            <w:vAlign w:val="center"/>
+            <w:tcMar>
+              <w:top w:w="75" w:type="dxa"/>
+              <w:bottom w:w="75" w:type="dxa"/>
+              <w:left w:w="110" w:type="dxa"/>
+              <w:right w:w="110" w:type="dxa"/>
+            </w:tcMar>
           </w:tcPr>
           <w:p>
+            <w:pPr>
+              <w:spacing w:before="0" w:after="0" w:line="276" w:lineRule="auto"/>
+              <w:jc w:val="left"/>
+            </w:pPr>
             <w:r>
               <w:rPr>
                 <w:rFonts w:ascii="Arial" w:hAnsi="Arial"/>
-                <w:sz w:val="17"/>
+                <w:b w:val="0"/>
+                <w:sz w:val="19"/>
               </w:rPr>
-              <w:t>Herlinda, A.Md.</w:t>
+              <w:t>Tim Persiapan</w:t>
               <w:br/>
-              <w:t>NIPPPK. 19870604 202521 2 049</w:t>
+              <w:t>(Anggota)</w:t>
             </w:r>
           </w:p>
         </w:tc>
         <w:tc>
           <w:tcPr>
-            <w:tcW w:type="dxa" w:w="2160"/>
+            <w:tcW w:type="dxa" w:w="2041"/>
+            <w:vAlign w:val="center"/>
+            <w:tcMar>
+              <w:top w:w="75" w:type="dxa"/>
+              <w:bottom w:w="75" w:type="dxa"/>
+              <w:left w:w="110" w:type="dxa"/>
+              <w:right w:w="110" w:type="dxa"/>
+            </w:tcMar>
           </w:tcPr>
           <w:p>
+            <w:pPr>
+              <w:spacing w:before="0" w:after="0" w:line="276" w:lineRule="auto"/>
+              <w:jc w:val="left"/>
+            </w:pPr>
             <w:r>
               <w:rPr>
                 <w:rFonts w:ascii="Arial" w:hAnsi="Arial"/>
-                <w:sz w:val="17"/>
+                <w:b w:val="0"/>
+                <w:sz w:val="19"/>
               </w:rPr>
-              <w:t>Staf Administrasi &amp; Verifikasi</w:t>
+              <w:t>Herlinda, A.Md.</w:t>
             </w:r>
           </w:p>
         </w:tc>
         <w:tc>
           <w:tcPr>
-            <w:tcW w:type="dxa" w:w="2160"/>
+            <w:tcW w:type="dxa" w:w="1871"/>
+            <w:vAlign w:val="center"/>
+            <w:tcMar>
+              <w:top w:w="75" w:type="dxa"/>
+              <w:bottom w:w="75" w:type="dxa"/>
+              <w:left w:w="110" w:type="dxa"/>
+              <w:right w:w="110" w:type="dxa"/>
+            </w:tcMar>
           </w:tcPr>
           <w:p>
+            <w:pPr>
+              <w:spacing w:before="0" w:after="0" w:line="276" w:lineRule="auto"/>
+              <w:jc w:val="center"/>
+            </w:pPr>
             <w:r>
               <w:rPr>
                 <w:rFonts w:ascii="Arial" w:hAnsi="Arial"/>
-                <w:b/>
-                <w:sz w:val="17"/>
+                <w:b w:val="0"/>
+                <w:sz w:val="19"/>
               </w:rPr>
-              <w:t>Anggota</w:t>
+              <w:t>19870604 202521 2 049</w:t>
+            </w:r>
+          </w:p>
+        </w:tc>
+        <w:tc>
+          <w:tcPr>
+            <w:tcW w:type="dxa" w:w="3231"/>
+            <w:vAlign w:val="center"/>
+            <w:tcMar>
+              <w:top w:w="75" w:type="dxa"/>
+              <w:bottom w:w="75" w:type="dxa"/>
+              <w:left w:w="110" w:type="dxa"/>
+              <w:right w:w="110" w:type="dxa"/>
+            </w:tcMar>
+          </w:tcPr>
+          <w:p>
+            <w:pPr>
+              <w:spacing w:before="0" w:after="0" w:line="276" w:lineRule="auto"/>
+              <w:jc w:val="both"/>
+            </w:pPr>
+            <w:r>
+              <w:rPr>
+                <w:rFonts w:ascii="Arial" w:hAnsi="Arial"/>
+                <w:b w:val="0"/>
+                <w:sz w:val="19"/>
+              </w:rPr>
+              <w:t>Menyiapkan kelengkapan dokumen administrasi persiapan, daftar periksa kesiapan, dan berita acara pembahasan.</w:t>
             </w:r>
           </w:p>
         </w:tc>
       </w:tr>
       <w:tr>
+        <w:trPr>
+          <w:cantSplit/>
+        </w:trPr>
         <w:tc>
           <w:tcPr>
-            <w:tcW w:type="dxa" w:w="2160"/>
-            <w:shd w:val="clear" w:color="auto" w:fill="F0F0F0"/>
+            <w:tcW w:type="dxa" w:w="510"/>
+            <w:vAlign w:val="center"/>
+            <w:tcMar>
+              <w:top w:w="75" w:type="dxa"/>
+              <w:bottom w:w="75" w:type="dxa"/>
+              <w:left w:w="110" w:type="dxa"/>
+              <w:right w:w="110" w:type="dxa"/>
+            </w:tcMar>
           </w:tcPr>
           <w:p>
+            <w:pPr>
+              <w:spacing w:before="0" w:after="0" w:line="276" w:lineRule="auto"/>
+              <w:jc w:val="center"/>
+            </w:pPr>
             <w:r>
               <w:rPr>
                 <w:rFonts w:ascii="Arial" w:hAnsi="Arial"/>
-                <w:b/>
-                <w:sz w:val="17"/>
-              </w:rPr>
-              <w:t>II</w:t>
-            </w:r>
-          </w:p>
-        </w:tc>
-        <w:tc>
-          <w:tcPr>
-            <w:tcW w:type="dxa" w:w="2160"/>
-            <w:shd w:val="clear" w:color="auto" w:fill="F0F0F0"/>
-          </w:tcPr>
-          <w:p>
-            <w:r>
-              <w:rPr>
-                <w:rFonts w:ascii="Arial" w:hAnsi="Arial"/>
-                <w:b/>
-                <w:sz w:val="17"/>
-              </w:rPr>
-              <w:t>TIM PELAKSANA</w:t>
-            </w:r>
-          </w:p>
-        </w:tc>
-        <w:tc>
-          <w:tcPr>
-            <w:tcW w:type="dxa" w:w="2160"/>
-            <w:shd w:val="clear" w:color="auto" w:fill="F0F0F0"/>
-          </w:tcPr>
-          <w:p>
-            <w:r>
-              <w:rPr>
-                <w:rFonts w:ascii="Arial" w:hAnsi="Arial"/>
-                <w:b/>
-                <w:sz w:val="17"/>
-              </w:rPr>
-            </w:r>
-          </w:p>
-        </w:tc>
-        <w:tc>
-          <w:tcPr>
-            <w:tcW w:type="dxa" w:w="2160"/>
-            <w:shd w:val="clear" w:color="auto" w:fill="F0F0F0"/>
-          </w:tcPr>
-          <w:p>
-            <w:r>
-              <w:rPr>
-                <w:rFonts w:ascii="Arial" w:hAnsi="Arial"/>
-                <w:b/>
-                <w:sz w:val="17"/>
-              </w:rPr>
-            </w:r>
-          </w:p>
-        </w:tc>
-      </w:tr>
-      <w:tr>
-        <w:tc>
-          <w:tcPr>
-            <w:tcW w:type="dxa" w:w="2160"/>
-          </w:tcPr>
-          <w:p>
-            <w:r>
-              <w:rPr>
-                <w:rFonts w:ascii="Arial" w:hAnsi="Arial"/>
-                <w:b/>
-                <w:sz w:val="17"/>
+                <w:b w:val="0"/>
+                <w:sz w:val="19"/>
               </w:rPr>
               <w:t>4</w:t>
             </w:r>
@@ -719,61 +2428,136 @@
         </w:tc>
         <w:tc>
           <w:tcPr>
-            <w:tcW w:type="dxa" w:w="2160"/>
+            <w:tcW w:type="dxa" w:w="1701"/>
+            <w:vAlign w:val="center"/>
+            <w:tcMar>
+              <w:top w:w="75" w:type="dxa"/>
+              <w:bottom w:w="75" w:type="dxa"/>
+              <w:left w:w="110" w:type="dxa"/>
+              <w:right w:w="110" w:type="dxa"/>
+            </w:tcMar>
           </w:tcPr>
           <w:p>
+            <w:pPr>
+              <w:spacing w:before="0" w:after="0" w:line="276" w:lineRule="auto"/>
+              <w:jc w:val="left"/>
+            </w:pPr>
             <w:r>
               <w:rPr>
                 <w:rFonts w:ascii="Arial" w:hAnsi="Arial"/>
-                <w:sz w:val="17"/>
+                <w:b w:val="0"/>
+                <w:sz w:val="19"/>
               </w:rPr>
-              <w:t>Junaidi</w:t>
+              <w:t>Tim Pelaksana</w:t>
               <w:br/>
-              <w:t>NIP. 19740704 200701 1 002</w:t>
+              <w:t>(Ketua)</w:t>
             </w:r>
           </w:p>
         </w:tc>
         <w:tc>
           <w:tcPr>
-            <w:tcW w:type="dxa" w:w="2160"/>
+            <w:tcW w:type="dxa" w:w="2041"/>
+            <w:vAlign w:val="center"/>
+            <w:tcMar>
+              <w:top w:w="75" w:type="dxa"/>
+              <w:bottom w:w="75" w:type="dxa"/>
+              <w:left w:w="110" w:type="dxa"/>
+              <w:right w:w="110" w:type="dxa"/>
+            </w:tcMar>
           </w:tcPr>
           <w:p>
+            <w:pPr>
+              <w:spacing w:before="0" w:after="0" w:line="276" w:lineRule="auto"/>
+              <w:jc w:val="left"/>
+            </w:pPr>
             <w:r>
               <w:rPr>
                 <w:rFonts w:ascii="Arial" w:hAnsi="Arial"/>
-                <w:sz w:val="17"/>
+                <w:b w:val="0"/>
+                <w:sz w:val="19"/>
               </w:rPr>
-              <w:t>Penata Teknik</w:t>
+              <w:t>Junaidi</w:t>
             </w:r>
           </w:p>
         </w:tc>
         <w:tc>
           <w:tcPr>
-            <w:tcW w:type="dxa" w:w="2160"/>
+            <w:tcW w:type="dxa" w:w="1871"/>
+            <w:vAlign w:val="center"/>
+            <w:tcMar>
+              <w:top w:w="75" w:type="dxa"/>
+              <w:bottom w:w="75" w:type="dxa"/>
+              <w:left w:w="110" w:type="dxa"/>
+              <w:right w:w="110" w:type="dxa"/>
+            </w:tcMar>
           </w:tcPr>
           <w:p>
+            <w:pPr>
+              <w:spacing w:before="0" w:after="0" w:line="276" w:lineRule="auto"/>
+              <w:jc w:val="center"/>
+            </w:pPr>
             <w:r>
               <w:rPr>
                 <w:rFonts w:ascii="Arial" w:hAnsi="Arial"/>
-                <w:b/>
-                <w:sz w:val="17"/>
+                <w:b w:val="0"/>
+                <w:sz w:val="19"/>
               </w:rPr>
-              <w:t>Ketua Tim Pelaksana</w:t>
+              <w:t>19740704 200701 1 002</w:t>
+            </w:r>
+          </w:p>
+        </w:tc>
+        <w:tc>
+          <w:tcPr>
+            <w:tcW w:type="dxa" w:w="3231"/>
+            <w:vAlign w:val="center"/>
+            <w:tcMar>
+              <w:top w:w="75" w:type="dxa"/>
+              <w:bottom w:w="75" w:type="dxa"/>
+              <w:left w:w="110" w:type="dxa"/>
+              <w:right w:w="110" w:type="dxa"/>
+            </w:tcMar>
+          </w:tcPr>
+          <w:p>
+            <w:pPr>
+              <w:spacing w:before="0" w:after="0" w:line="276" w:lineRule="auto"/>
+              <w:jc w:val="both"/>
+            </w:pPr>
+            <w:r>
+              <w:rPr>
+                <w:rFonts w:ascii="Arial" w:hAnsi="Arial"/>
+                <w:b w:val="0"/>
+                <w:sz w:val="19"/>
+              </w:rPr>
+              <w:t>Memimpin pelaksanaan kegiatan administrasi, survei lokasi, koordinasi instansi, serta pelaporan fisik dan keuangan.</w:t>
             </w:r>
           </w:p>
         </w:tc>
       </w:tr>
       <w:tr>
+        <w:trPr>
+          <w:cantSplit/>
+        </w:trPr>
         <w:tc>
           <w:tcPr>
-            <w:tcW w:type="dxa" w:w="2160"/>
+            <w:tcW w:type="dxa" w:w="510"/>
+            <w:vAlign w:val="center"/>
+            <w:tcMar>
+              <w:top w:w="75" w:type="dxa"/>
+              <w:bottom w:w="75" w:type="dxa"/>
+              <w:left w:w="110" w:type="dxa"/>
+              <w:right w:w="110" w:type="dxa"/>
+            </w:tcMar>
           </w:tcPr>
           <w:p>
+            <w:pPr>
+              <w:spacing w:before="0" w:after="0" w:line="276" w:lineRule="auto"/>
+              <w:jc w:val="center"/>
+            </w:pPr>
             <w:r>
               <w:rPr>
                 <w:rFonts w:ascii="Arial" w:hAnsi="Arial"/>
-                <w:b/>
-                <w:sz w:val="17"/>
+                <w:b w:val="0"/>
+                <w:sz w:val="19"/>
               </w:rPr>
               <w:t>5</w:t>
             </w:r>
@@ -781,61 +2565,136 @@
         </w:tc>
         <w:tc>
           <w:tcPr>
-            <w:tcW w:type="dxa" w:w="2160"/>
+            <w:tcW w:type="dxa" w:w="1701"/>
+            <w:vAlign w:val="center"/>
+            <w:tcMar>
+              <w:top w:w="75" w:type="dxa"/>
+              <w:bottom w:w="75" w:type="dxa"/>
+              <w:left w:w="110" w:type="dxa"/>
+              <w:right w:w="110" w:type="dxa"/>
+            </w:tcMar>
           </w:tcPr>
           <w:p>
+            <w:pPr>
+              <w:spacing w:before="0" w:after="0" w:line="276" w:lineRule="auto"/>
+              <w:jc w:val="left"/>
+            </w:pPr>
             <w:r>
               <w:rPr>
                 <w:rFonts w:ascii="Arial" w:hAnsi="Arial"/>
-                <w:sz w:val="17"/>
+                <w:b w:val="0"/>
+                <w:sz w:val="19"/>
               </w:rPr>
-              <w:t>Muhammad Syah Ridwan, S.T.</w:t>
+              <w:t>Tim Pelaksana</w:t>
               <w:br/>
-              <w:t>NIP. 19981114 202506 1 010</w:t>
+              <w:t>(Anggota Teknis)</w:t>
             </w:r>
           </w:p>
         </w:tc>
         <w:tc>
           <w:tcPr>
-            <w:tcW w:type="dxa" w:w="2160"/>
+            <w:tcW w:type="dxa" w:w="2041"/>
+            <w:vAlign w:val="center"/>
+            <w:tcMar>
+              <w:top w:w="75" w:type="dxa"/>
+              <w:bottom w:w="75" w:type="dxa"/>
+              <w:left w:w="110" w:type="dxa"/>
+              <w:right w:w="110" w:type="dxa"/>
+            </w:tcMar>
           </w:tcPr>
           <w:p>
+            <w:pPr>
+              <w:spacing w:before="0" w:after="0" w:line="276" w:lineRule="auto"/>
+              <w:jc w:val="left"/>
+            </w:pPr>
             <w:r>
               <w:rPr>
                 <w:rFonts w:ascii="Arial" w:hAnsi="Arial"/>
-                <w:sz w:val="17"/>
+                <w:b w:val="0"/>
+                <w:sz w:val="19"/>
               </w:rPr>
-              <w:t>Penata Muda / Teknik</w:t>
+              <w:t>Muhammad Syah Ridwan, S.T.</w:t>
             </w:r>
           </w:p>
         </w:tc>
         <w:tc>
           <w:tcPr>
-            <w:tcW w:type="dxa" w:w="2160"/>
+            <w:tcW w:type="dxa" w:w="1871"/>
+            <w:vAlign w:val="center"/>
+            <w:tcMar>
+              <w:top w:w="75" w:type="dxa"/>
+              <w:bottom w:w="75" w:type="dxa"/>
+              <w:left w:w="110" w:type="dxa"/>
+              <w:right w:w="110" w:type="dxa"/>
+            </w:tcMar>
           </w:tcPr>
           <w:p>
+            <w:pPr>
+              <w:spacing w:before="0" w:after="0" w:line="276" w:lineRule="auto"/>
+              <w:jc w:val="center"/>
+            </w:pPr>
             <w:r>
               <w:rPr>
                 <w:rFonts w:ascii="Arial" w:hAnsi="Arial"/>
-                <w:b/>
-                <w:sz w:val="17"/>
+                <w:b w:val="0"/>
+                <w:sz w:val="19"/>
               </w:rPr>
-              <w:t>Anggota</w:t>
+              <w:t>19981114 202506 1 010</w:t>
+            </w:r>
+          </w:p>
+        </w:tc>
+        <w:tc>
+          <w:tcPr>
+            <w:tcW w:type="dxa" w:w="3231"/>
+            <w:vAlign w:val="center"/>
+            <w:tcMar>
+              <w:top w:w="75" w:type="dxa"/>
+              <w:bottom w:w="75" w:type="dxa"/>
+              <w:left w:w="110" w:type="dxa"/>
+              <w:right w:w="110" w:type="dxa"/>
+            </w:tcMar>
+          </w:tcPr>
+          <w:p>
+            <w:pPr>
+              <w:spacing w:before="0" w:after="0" w:line="276" w:lineRule="auto"/>
+              <w:jc w:val="both"/>
+            </w:pPr>
+            <w:r>
+              <w:rPr>
+                <w:rFonts w:ascii="Arial" w:hAnsi="Arial"/>
+                <w:b w:val="0"/>
+                <w:sz w:val="19"/>
+              </w:rPr>
+              <w:t>Melaksanakan survei kesiapan lokasi lahan, pendampingan teknis, dan monitoring pembangunan Gedung SPPG.</w:t>
             </w:r>
           </w:p>
         </w:tc>
       </w:tr>
       <w:tr>
+        <w:trPr>
+          <w:cantSplit/>
+        </w:trPr>
         <w:tc>
           <w:tcPr>
-            <w:tcW w:type="dxa" w:w="2160"/>
+            <w:tcW w:type="dxa" w:w="510"/>
+            <w:vAlign w:val="center"/>
+            <w:tcMar>
+              <w:top w:w="75" w:type="dxa"/>
+              <w:bottom w:w="75" w:type="dxa"/>
+              <w:left w:w="110" w:type="dxa"/>
+              <w:right w:w="110" w:type="dxa"/>
+            </w:tcMar>
           </w:tcPr>
           <w:p>
+            <w:pPr>
+              <w:spacing w:before="0" w:after="0" w:line="276" w:lineRule="auto"/>
+              <w:jc w:val="center"/>
+            </w:pPr>
             <w:r>
               <w:rPr>
                 <w:rFonts w:ascii="Arial" w:hAnsi="Arial"/>
-                <w:b/>
-                <w:sz w:val="17"/>
+                <w:b w:val="0"/>
+                <w:sz w:val="19"/>
               </w:rPr>
               <w:t>6</w:t>
             </w:r>
@@ -843,61 +2702,136 @@
         </w:tc>
         <w:tc>
           <w:tcPr>
-            <w:tcW w:type="dxa" w:w="2160"/>
+            <w:tcW w:type="dxa" w:w="1701"/>
+            <w:vAlign w:val="center"/>
+            <w:tcMar>
+              <w:top w:w="75" w:type="dxa"/>
+              <w:bottom w:w="75" w:type="dxa"/>
+              <w:left w:w="110" w:type="dxa"/>
+              <w:right w:w="110" w:type="dxa"/>
+            </w:tcMar>
           </w:tcPr>
           <w:p>
+            <w:pPr>
+              <w:spacing w:before="0" w:after="0" w:line="276" w:lineRule="auto"/>
+              <w:jc w:val="left"/>
+            </w:pPr>
             <w:r>
               <w:rPr>
                 <w:rFonts w:ascii="Arial" w:hAnsi="Arial"/>
-                <w:sz w:val="17"/>
+                <w:b w:val="0"/>
+                <w:sz w:val="19"/>
               </w:rPr>
-              <w:t>Lufti Akbar, S.T.</w:t>
+              <w:t>Tim Pelaksana</w:t>
               <w:br/>
-              <w:t>NIP. 20010124 202506 1 010</w:t>
+              <w:t>(Anggota Teknis)</w:t>
             </w:r>
           </w:p>
         </w:tc>
         <w:tc>
           <w:tcPr>
-            <w:tcW w:type="dxa" w:w="2160"/>
+            <w:tcW w:type="dxa" w:w="2041"/>
+            <w:vAlign w:val="center"/>
+            <w:tcMar>
+              <w:top w:w="75" w:type="dxa"/>
+              <w:bottom w:w="75" w:type="dxa"/>
+              <w:left w:w="110" w:type="dxa"/>
+              <w:right w:w="110" w:type="dxa"/>
+            </w:tcMar>
           </w:tcPr>
           <w:p>
+            <w:pPr>
+              <w:spacing w:before="0" w:after="0" w:line="276" w:lineRule="auto"/>
+              <w:jc w:val="left"/>
+            </w:pPr>
             <w:r>
               <w:rPr>
                 <w:rFonts w:ascii="Arial" w:hAnsi="Arial"/>
-                <w:sz w:val="17"/>
+                <w:b w:val="0"/>
+                <w:sz w:val="19"/>
               </w:rPr>
-              <w:t>Penata Muda / Teknik</w:t>
+              <w:t>Lufti Akbar, S.T.</w:t>
             </w:r>
           </w:p>
         </w:tc>
         <w:tc>
           <w:tcPr>
-            <w:tcW w:type="dxa" w:w="2160"/>
+            <w:tcW w:type="dxa" w:w="1871"/>
+            <w:vAlign w:val="center"/>
+            <w:tcMar>
+              <w:top w:w="75" w:type="dxa"/>
+              <w:bottom w:w="75" w:type="dxa"/>
+              <w:left w:w="110" w:type="dxa"/>
+              <w:right w:w="110" w:type="dxa"/>
+            </w:tcMar>
           </w:tcPr>
           <w:p>
+            <w:pPr>
+              <w:spacing w:before="0" w:after="0" w:line="276" w:lineRule="auto"/>
+              <w:jc w:val="center"/>
+            </w:pPr>
             <w:r>
               <w:rPr>
                 <w:rFonts w:ascii="Arial" w:hAnsi="Arial"/>
-                <w:b/>
-                <w:sz w:val="17"/>
+                <w:b w:val="0"/>
+                <w:sz w:val="19"/>
               </w:rPr>
-              <w:t>Anggota</w:t>
+              <w:t>20010124 202506 1 010</w:t>
+            </w:r>
+          </w:p>
+        </w:tc>
+        <w:tc>
+          <w:tcPr>
+            <w:tcW w:type="dxa" w:w="3231"/>
+            <w:vAlign w:val="center"/>
+            <w:tcMar>
+              <w:top w:w="75" w:type="dxa"/>
+              <w:bottom w:w="75" w:type="dxa"/>
+              <w:left w:w="110" w:type="dxa"/>
+              <w:right w:w="110" w:type="dxa"/>
+            </w:tcMar>
+          </w:tcPr>
+          <w:p>
+            <w:pPr>
+              <w:spacing w:before="0" w:after="0" w:line="276" w:lineRule="auto"/>
+              <w:jc w:val="both"/>
+            </w:pPr>
+            <w:r>
+              <w:rPr>
+                <w:rFonts w:ascii="Arial" w:hAnsi="Arial"/>
+                <w:b w:val="0"/>
+                <w:sz w:val="19"/>
+              </w:rPr>
+              <w:t>Melaksanakan survei teknis lapangan, verifikasi dokumen perencanaan, serta dokumentasi progres kegiatan.</w:t>
             </w:r>
           </w:p>
         </w:tc>
       </w:tr>
       <w:tr>
+        <w:trPr>
+          <w:cantSplit/>
+        </w:trPr>
         <w:tc>
           <w:tcPr>
-            <w:tcW w:type="dxa" w:w="2160"/>
+            <w:tcW w:type="dxa" w:w="510"/>
+            <w:vAlign w:val="center"/>
+            <w:tcMar>
+              <w:top w:w="75" w:type="dxa"/>
+              <w:bottom w:w="75" w:type="dxa"/>
+              <w:left w:w="110" w:type="dxa"/>
+              <w:right w:w="110" w:type="dxa"/>
+            </w:tcMar>
           </w:tcPr>
           <w:p>
+            <w:pPr>
+              <w:spacing w:before="0" w:after="0" w:line="276" w:lineRule="auto"/>
+              <w:jc w:val="center"/>
+            </w:pPr>
             <w:r>
               <w:rPr>
                 <w:rFonts w:ascii="Arial" w:hAnsi="Arial"/>
-                <w:b/>
-                <w:sz w:val="17"/>
+                <w:b w:val="0"/>
+                <w:sz w:val="19"/>
               </w:rPr>
               <w:t>7</w:t>
             </w:r>
@@ -905,61 +2839,136 @@
         </w:tc>
         <w:tc>
           <w:tcPr>
-            <w:tcW w:type="dxa" w:w="2160"/>
+            <w:tcW w:type="dxa" w:w="1701"/>
+            <w:vAlign w:val="center"/>
+            <w:tcMar>
+              <w:top w:w="75" w:type="dxa"/>
+              <w:bottom w:w="75" w:type="dxa"/>
+              <w:left w:w="110" w:type="dxa"/>
+              <w:right w:w="110" w:type="dxa"/>
+            </w:tcMar>
           </w:tcPr>
           <w:p>
+            <w:pPr>
+              <w:spacing w:before="0" w:after="0" w:line="276" w:lineRule="auto"/>
+              <w:jc w:val="left"/>
+            </w:pPr>
             <w:r>
               <w:rPr>
                 <w:rFonts w:ascii="Arial" w:hAnsi="Arial"/>
-                <w:sz w:val="17"/>
+                <w:b w:val="0"/>
+                <w:sz w:val="19"/>
               </w:rPr>
-              <w:t>Agung Justika Indra, S.T.</w:t>
+              <w:t>Tim Pelaksana</w:t>
               <w:br/>
-              <w:t>NIP. 19901109 202506 1 005</w:t>
+              <w:t>(Anggota Teknis)</w:t>
             </w:r>
           </w:p>
         </w:tc>
         <w:tc>
           <w:tcPr>
-            <w:tcW w:type="dxa" w:w="2160"/>
+            <w:tcW w:type="dxa" w:w="2041"/>
+            <w:vAlign w:val="center"/>
+            <w:tcMar>
+              <w:top w:w="75" w:type="dxa"/>
+              <w:bottom w:w="75" w:type="dxa"/>
+              <w:left w:w="110" w:type="dxa"/>
+              <w:right w:w="110" w:type="dxa"/>
+            </w:tcMar>
           </w:tcPr>
           <w:p>
+            <w:pPr>
+              <w:spacing w:before="0" w:after="0" w:line="276" w:lineRule="auto"/>
+              <w:jc w:val="left"/>
+            </w:pPr>
             <w:r>
               <w:rPr>
                 <w:rFonts w:ascii="Arial" w:hAnsi="Arial"/>
-                <w:sz w:val="17"/>
+                <w:b w:val="0"/>
+                <w:sz w:val="19"/>
               </w:rPr>
-              <w:t>Penata Muda / Teknik</w:t>
+              <w:t>Agung Justika Indra, S.T.</w:t>
             </w:r>
           </w:p>
         </w:tc>
         <w:tc>
           <w:tcPr>
-            <w:tcW w:type="dxa" w:w="2160"/>
+            <w:tcW w:type="dxa" w:w="1871"/>
+            <w:vAlign w:val="center"/>
+            <w:tcMar>
+              <w:top w:w="75" w:type="dxa"/>
+              <w:bottom w:w="75" w:type="dxa"/>
+              <w:left w:w="110" w:type="dxa"/>
+              <w:right w:w="110" w:type="dxa"/>
+            </w:tcMar>
           </w:tcPr>
           <w:p>
+            <w:pPr>
+              <w:spacing w:before="0" w:after="0" w:line="276" w:lineRule="auto"/>
+              <w:jc w:val="center"/>
+            </w:pPr>
             <w:r>
               <w:rPr>
                 <w:rFonts w:ascii="Arial" w:hAnsi="Arial"/>
-                <w:b/>
-                <w:sz w:val="17"/>
+                <w:b w:val="0"/>
+                <w:sz w:val="19"/>
               </w:rPr>
-              <w:t>Anggota</w:t>
+              <w:t>19901109 202506 1 005</w:t>
+            </w:r>
+          </w:p>
+        </w:tc>
+        <w:tc>
+          <w:tcPr>
+            <w:tcW w:type="dxa" w:w="3231"/>
+            <w:vAlign w:val="center"/>
+            <w:tcMar>
+              <w:top w:w="75" w:type="dxa"/>
+              <w:bottom w:w="75" w:type="dxa"/>
+              <w:left w:w="110" w:type="dxa"/>
+              <w:right w:w="110" w:type="dxa"/>
+            </w:tcMar>
+          </w:tcPr>
+          <w:p>
+            <w:pPr>
+              <w:spacing w:before="0" w:after="0" w:line="276" w:lineRule="auto"/>
+              <w:jc w:val="both"/>
+            </w:pPr>
+            <w:r>
+              <w:rPr>
+                <w:rFonts w:ascii="Arial" w:hAnsi="Arial"/>
+                <w:b w:val="0"/>
+                <w:sz w:val="19"/>
+              </w:rPr>
+              <w:t>Melaksanakan koordinasi teknis lintas daerah, pemantauan lapangan, dan penyusunan laporan teknis berkala.</w:t>
             </w:r>
           </w:p>
         </w:tc>
       </w:tr>
       <w:tr>
+        <w:trPr>
+          <w:cantSplit/>
+        </w:trPr>
         <w:tc>
           <w:tcPr>
-            <w:tcW w:type="dxa" w:w="2160"/>
+            <w:tcW w:type="dxa" w:w="510"/>
+            <w:vAlign w:val="center"/>
+            <w:tcMar>
+              <w:top w:w="75" w:type="dxa"/>
+              <w:bottom w:w="75" w:type="dxa"/>
+              <w:left w:w="110" w:type="dxa"/>
+              <w:right w:w="110" w:type="dxa"/>
+            </w:tcMar>
           </w:tcPr>
           <w:p>
+            <w:pPr>
+              <w:spacing w:before="0" w:after="0" w:line="276" w:lineRule="auto"/>
+              <w:jc w:val="center"/>
+            </w:pPr>
             <w:r>
               <w:rPr>
                 <w:rFonts w:ascii="Arial" w:hAnsi="Arial"/>
-                <w:b/>
-                <w:sz w:val="17"/>
+                <w:b w:val="0"/>
+                <w:sz w:val="19"/>
               </w:rPr>
               <w:t>8</w:t>
             </w:r>
@@ -967,61 +2976,136 @@
         </w:tc>
         <w:tc>
           <w:tcPr>
-            <w:tcW w:type="dxa" w:w="2160"/>
+            <w:tcW w:type="dxa" w:w="1701"/>
+            <w:vAlign w:val="center"/>
+            <w:tcMar>
+              <w:top w:w="75" w:type="dxa"/>
+              <w:bottom w:w="75" w:type="dxa"/>
+              <w:left w:w="110" w:type="dxa"/>
+              <w:right w:w="110" w:type="dxa"/>
+            </w:tcMar>
           </w:tcPr>
           <w:p>
+            <w:pPr>
+              <w:spacing w:before="0" w:after="0" w:line="276" w:lineRule="auto"/>
+              <w:jc w:val="left"/>
+            </w:pPr>
             <w:r>
               <w:rPr>
                 <w:rFonts w:ascii="Arial" w:hAnsi="Arial"/>
-                <w:sz w:val="17"/>
+                <w:b w:val="0"/>
+                <w:sz w:val="19"/>
               </w:rPr>
-              <w:t>Noni Septiani, S.T.</w:t>
+              <w:t>Tim Pelaksana</w:t>
               <w:br/>
-              <w:t>NIP. 19930914 202506 2 008</w:t>
+              <w:t>(Anggota Teknis)</w:t>
             </w:r>
           </w:p>
         </w:tc>
         <w:tc>
           <w:tcPr>
-            <w:tcW w:type="dxa" w:w="2160"/>
+            <w:tcW w:type="dxa" w:w="2041"/>
+            <w:vAlign w:val="center"/>
+            <w:tcMar>
+              <w:top w:w="75" w:type="dxa"/>
+              <w:bottom w:w="75" w:type="dxa"/>
+              <w:left w:w="110" w:type="dxa"/>
+              <w:right w:w="110" w:type="dxa"/>
+            </w:tcMar>
           </w:tcPr>
           <w:p>
+            <w:pPr>
+              <w:spacing w:before="0" w:after="0" w:line="276" w:lineRule="auto"/>
+              <w:jc w:val="left"/>
+            </w:pPr>
             <w:r>
               <w:rPr>
                 <w:rFonts w:ascii="Arial" w:hAnsi="Arial"/>
-                <w:sz w:val="17"/>
+                <w:b w:val="0"/>
+                <w:sz w:val="19"/>
               </w:rPr>
-              <w:t>Penata Muda / Teknik</w:t>
+              <w:t>Noni Septiani, S.T.</w:t>
             </w:r>
           </w:p>
         </w:tc>
         <w:tc>
           <w:tcPr>
-            <w:tcW w:type="dxa" w:w="2160"/>
+            <w:tcW w:type="dxa" w:w="1871"/>
+            <w:vAlign w:val="center"/>
+            <w:tcMar>
+              <w:top w:w="75" w:type="dxa"/>
+              <w:bottom w:w="75" w:type="dxa"/>
+              <w:left w:w="110" w:type="dxa"/>
+              <w:right w:w="110" w:type="dxa"/>
+            </w:tcMar>
           </w:tcPr>
           <w:p>
+            <w:pPr>
+              <w:spacing w:before="0" w:after="0" w:line="276" w:lineRule="auto"/>
+              <w:jc w:val="center"/>
+            </w:pPr>
             <w:r>
               <w:rPr>
                 <w:rFonts w:ascii="Arial" w:hAnsi="Arial"/>
-                <w:b/>
-                <w:sz w:val="17"/>
+                <w:b w:val="0"/>
+                <w:sz w:val="19"/>
               </w:rPr>
-              <w:t>Anggota</w:t>
+              <w:t>19930914 202506 2 008</w:t>
+            </w:r>
+          </w:p>
+        </w:tc>
+        <w:tc>
+          <w:tcPr>
+            <w:tcW w:type="dxa" w:w="3231"/>
+            <w:vAlign w:val="center"/>
+            <w:tcMar>
+              <w:top w:w="75" w:type="dxa"/>
+              <w:bottom w:w="75" w:type="dxa"/>
+              <w:left w:w="110" w:type="dxa"/>
+              <w:right w:w="110" w:type="dxa"/>
+            </w:tcMar>
+          </w:tcPr>
+          <w:p>
+            <w:pPr>
+              <w:spacing w:before="0" w:after="0" w:line="276" w:lineRule="auto"/>
+              <w:jc w:val="both"/>
+            </w:pPr>
+            <w:r>
+              <w:rPr>
+                <w:rFonts w:ascii="Arial" w:hAnsi="Arial"/>
+                <w:b w:val="0"/>
+                <w:sz w:val="19"/>
+              </w:rPr>
+              <w:t>Menyusun berkas administrasi kegiatan, kompilasi data teknis lapangan, dan pengelolaan persediaan bahan.</w:t>
             </w:r>
           </w:p>
         </w:tc>
       </w:tr>
       <w:tr>
+        <w:trPr>
+          <w:cantSplit/>
+        </w:trPr>
         <w:tc>
           <w:tcPr>
-            <w:tcW w:type="dxa" w:w="2160"/>
+            <w:tcW w:type="dxa" w:w="510"/>
+            <w:vAlign w:val="center"/>
+            <w:tcMar>
+              <w:top w:w="75" w:type="dxa"/>
+              <w:bottom w:w="75" w:type="dxa"/>
+              <w:left w:w="110" w:type="dxa"/>
+              <w:right w:w="110" w:type="dxa"/>
+            </w:tcMar>
           </w:tcPr>
           <w:p>
+            <w:pPr>
+              <w:spacing w:before="0" w:after="0" w:line="276" w:lineRule="auto"/>
+              <w:jc w:val="center"/>
+            </w:pPr>
             <w:r>
               <w:rPr>
                 <w:rFonts w:ascii="Arial" w:hAnsi="Arial"/>
-                <w:b/>
-                <w:sz w:val="17"/>
+                <w:b w:val="0"/>
+                <w:sz w:val="19"/>
               </w:rPr>
               <w:t>9</w:t>
             </w:r>
@@ -1029,125 +3113,136 @@
         </w:tc>
         <w:tc>
           <w:tcPr>
-            <w:tcW w:type="dxa" w:w="2160"/>
+            <w:tcW w:type="dxa" w:w="1701"/>
+            <w:vAlign w:val="center"/>
+            <w:tcMar>
+              <w:top w:w="75" w:type="dxa"/>
+              <w:bottom w:w="75" w:type="dxa"/>
+              <w:left w:w="110" w:type="dxa"/>
+              <w:right w:w="110" w:type="dxa"/>
+            </w:tcMar>
           </w:tcPr>
           <w:p>
+            <w:pPr>
+              <w:spacing w:before="0" w:after="0" w:line="276" w:lineRule="auto"/>
+              <w:jc w:val="left"/>
+            </w:pPr>
             <w:r>
               <w:rPr>
                 <w:rFonts w:ascii="Arial" w:hAnsi="Arial"/>
-                <w:sz w:val="17"/>
+                <w:b w:val="0"/>
+                <w:sz w:val="19"/>
               </w:rPr>
-              <w:t>Yoanda Adimas Putra, S.T.</w:t>
+              <w:t>Tim Pelaksana</w:t>
               <w:br/>
-              <w:t>NIPPPPK. 19901125 202421 1 008</w:t>
+              <w:t>(Anggota Teknis)</w:t>
             </w:r>
           </w:p>
         </w:tc>
         <w:tc>
           <w:tcPr>
-            <w:tcW w:type="dxa" w:w="2160"/>
+            <w:tcW w:type="dxa" w:w="2041"/>
+            <w:vAlign w:val="center"/>
+            <w:tcMar>
+              <w:top w:w="75" w:type="dxa"/>
+              <w:bottom w:w="75" w:type="dxa"/>
+              <w:left w:w="110" w:type="dxa"/>
+              <w:right w:w="110" w:type="dxa"/>
+            </w:tcMar>
           </w:tcPr>
           <w:p>
+            <w:pPr>
+              <w:spacing w:before="0" w:after="0" w:line="276" w:lineRule="auto"/>
+              <w:jc w:val="left"/>
+            </w:pPr>
             <w:r>
               <w:rPr>
                 <w:rFonts w:ascii="Arial" w:hAnsi="Arial"/>
-                <w:sz w:val="17"/>
+                <w:b w:val="0"/>
+                <w:sz w:val="19"/>
               </w:rPr>
-              <w:t>Penata Muda / Teknik</w:t>
+              <w:t>Yoanda Adimas Putra, S.T.</w:t>
             </w:r>
           </w:p>
         </w:tc>
         <w:tc>
           <w:tcPr>
-            <w:tcW w:type="dxa" w:w="2160"/>
+            <w:tcW w:type="dxa" w:w="1871"/>
+            <w:vAlign w:val="center"/>
+            <w:tcMar>
+              <w:top w:w="75" w:type="dxa"/>
+              <w:bottom w:w="75" w:type="dxa"/>
+              <w:left w:w="110" w:type="dxa"/>
+              <w:right w:w="110" w:type="dxa"/>
+            </w:tcMar>
           </w:tcPr>
           <w:p>
+            <w:pPr>
+              <w:spacing w:before="0" w:after="0" w:line="276" w:lineRule="auto"/>
+              <w:jc w:val="center"/>
+            </w:pPr>
             <w:r>
               <w:rPr>
                 <w:rFonts w:ascii="Arial" w:hAnsi="Arial"/>
-                <w:b/>
-                <w:sz w:val="17"/>
+                <w:b w:val="0"/>
+                <w:sz w:val="19"/>
               </w:rPr>
-              <w:t>Anggota</w:t>
+              <w:t>19901125 202421 1 008</w:t>
+            </w:r>
+          </w:p>
+        </w:tc>
+        <w:tc>
+          <w:tcPr>
+            <w:tcW w:type="dxa" w:w="3231"/>
+            <w:vAlign w:val="center"/>
+            <w:tcMar>
+              <w:top w:w="75" w:type="dxa"/>
+              <w:bottom w:w="75" w:type="dxa"/>
+              <w:left w:w="110" w:type="dxa"/>
+              <w:right w:w="110" w:type="dxa"/>
+            </w:tcMar>
+          </w:tcPr>
+          <w:p>
+            <w:pPr>
+              <w:spacing w:before="0" w:after="0" w:line="276" w:lineRule="auto"/>
+              <w:jc w:val="both"/>
+            </w:pPr>
+            <w:r>
+              <w:rPr>
+                <w:rFonts w:ascii="Arial" w:hAnsi="Arial"/>
+                <w:b w:val="0"/>
+                <w:sz w:val="19"/>
+              </w:rPr>
+              <w:t>Melaksanakan pendampingan teknis, pengolahan data laporan, serta penyiapan bahan serah terima hasil pekerjaan.</w:t>
             </w:r>
           </w:p>
         </w:tc>
       </w:tr>
       <w:tr>
+        <w:trPr>
+          <w:cantSplit/>
+        </w:trPr>
         <w:tc>
           <w:tcPr>
-            <w:tcW w:type="dxa" w:w="2160"/>
-            <w:shd w:val="clear" w:color="auto" w:fill="F0F0F0"/>
+            <w:tcW w:type="dxa" w:w="510"/>
+            <w:vAlign w:val="center"/>
+            <w:tcMar>
+              <w:top w:w="75" w:type="dxa"/>
+              <w:bottom w:w="75" w:type="dxa"/>
+              <w:left w:w="110" w:type="dxa"/>
+              <w:right w:w="110" w:type="dxa"/>
+            </w:tcMar>
           </w:tcPr>
           <w:p>
+            <w:pPr>
+              <w:spacing w:before="0" w:after="0" w:line="276" w:lineRule="auto"/>
+              <w:jc w:val="center"/>
+            </w:pPr>
             <w:r>
               <w:rPr>
                 <w:rFonts w:ascii="Arial" w:hAnsi="Arial"/>
-                <w:b/>
-                <w:sz w:val="17"/>
-              </w:rPr>
-              <w:t>III</w:t>
-            </w:r>
-          </w:p>
-        </w:tc>
-        <w:tc>
-          <w:tcPr>
-            <w:tcW w:type="dxa" w:w="2160"/>
-            <w:shd w:val="clear" w:color="auto" w:fill="F0F0F0"/>
-          </w:tcPr>
-          <w:p>
-            <w:r>
-              <w:rPr>
-                <w:rFonts w:ascii="Arial" w:hAnsi="Arial"/>
-                <w:b/>
-                <w:sz w:val="17"/>
-              </w:rPr>
-              <w:t>TIM PENGAWAS</w:t>
-            </w:r>
-          </w:p>
-        </w:tc>
-        <w:tc>
-          <w:tcPr>
-            <w:tcW w:type="dxa" w:w="2160"/>
-            <w:shd w:val="clear" w:color="auto" w:fill="F0F0F0"/>
-          </w:tcPr>
-          <w:p>
-            <w:r>
-              <w:rPr>
-                <w:rFonts w:ascii="Arial" w:hAnsi="Arial"/>
-                <w:b/>
-                <w:sz w:val="17"/>
-              </w:rPr>
-            </w:r>
-          </w:p>
-        </w:tc>
-        <w:tc>
-          <w:tcPr>
-            <w:tcW w:type="dxa" w:w="2160"/>
-            <w:shd w:val="clear" w:color="auto" w:fill="F0F0F0"/>
-          </w:tcPr>
-          <w:p>
-            <w:r>
-              <w:rPr>
-                <w:rFonts w:ascii="Arial" w:hAnsi="Arial"/>
-                <w:b/>
-                <w:sz w:val="17"/>
-              </w:rPr>
-            </w:r>
-          </w:p>
-        </w:tc>
-      </w:tr>
-      <w:tr>
-        <w:tc>
-          <w:tcPr>
-            <w:tcW w:type="dxa" w:w="2160"/>
-          </w:tcPr>
-          <w:p>
-            <w:r>
-              <w:rPr>
-                <w:rFonts w:ascii="Arial" w:hAnsi="Arial"/>
-                <w:b/>
-                <w:sz w:val="17"/>
+                <w:b w:val="0"/>
+                <w:sz w:val="19"/>
               </w:rPr>
               <w:t>10</w:t>
             </w:r>
@@ -1155,61 +3250,136 @@
         </w:tc>
         <w:tc>
           <w:tcPr>
-            <w:tcW w:type="dxa" w:w="2160"/>
+            <w:tcW w:type="dxa" w:w="1701"/>
+            <w:vAlign w:val="center"/>
+            <w:tcMar>
+              <w:top w:w="75" w:type="dxa"/>
+              <w:bottom w:w="75" w:type="dxa"/>
+              <w:left w:w="110" w:type="dxa"/>
+              <w:right w:w="110" w:type="dxa"/>
+            </w:tcMar>
           </w:tcPr>
           <w:p>
+            <w:pPr>
+              <w:spacing w:before="0" w:after="0" w:line="276" w:lineRule="auto"/>
+              <w:jc w:val="left"/>
+            </w:pPr>
             <w:r>
               <w:rPr>
                 <w:rFonts w:ascii="Arial" w:hAnsi="Arial"/>
-                <w:sz w:val="17"/>
+                <w:b w:val="0"/>
+                <w:sz w:val="19"/>
               </w:rPr>
-              <w:t>Hendra, S.T.</w:t>
+              <w:t>Tim Pengawas</w:t>
               <w:br/>
-              <w:t>NIP. 19770909 200902 1 005</w:t>
+              <w:t>(Ketua)</w:t>
             </w:r>
           </w:p>
         </w:tc>
         <w:tc>
           <w:tcPr>
-            <w:tcW w:type="dxa" w:w="2160"/>
+            <w:tcW w:type="dxa" w:w="2041"/>
+            <w:vAlign w:val="center"/>
+            <w:tcMar>
+              <w:top w:w="75" w:type="dxa"/>
+              <w:bottom w:w="75" w:type="dxa"/>
+              <w:left w:w="110" w:type="dxa"/>
+              <w:right w:w="110" w:type="dxa"/>
+            </w:tcMar>
           </w:tcPr>
           <w:p>
+            <w:pPr>
+              <w:spacing w:before="0" w:after="0" w:line="276" w:lineRule="auto"/>
+              <w:jc w:val="left"/>
+            </w:pPr>
             <w:r>
               <w:rPr>
                 <w:rFonts w:ascii="Arial" w:hAnsi="Arial"/>
-                <w:sz w:val="17"/>
+                <w:b w:val="0"/>
+                <w:sz w:val="19"/>
               </w:rPr>
-              <w:t>Pejabat Penandatangan SPM</w:t>
+              <w:t>Hendra, S.T.</w:t>
             </w:r>
           </w:p>
         </w:tc>
         <w:tc>
           <w:tcPr>
-            <w:tcW w:type="dxa" w:w="2160"/>
+            <w:tcW w:type="dxa" w:w="1871"/>
+            <w:vAlign w:val="center"/>
+            <w:tcMar>
+              <w:top w:w="75" w:type="dxa"/>
+              <w:bottom w:w="75" w:type="dxa"/>
+              <w:left w:w="110" w:type="dxa"/>
+              <w:right w:w="110" w:type="dxa"/>
+            </w:tcMar>
           </w:tcPr>
           <w:p>
+            <w:pPr>
+              <w:spacing w:before="0" w:after="0" w:line="276" w:lineRule="auto"/>
+              <w:jc w:val="center"/>
+            </w:pPr>
             <w:r>
               <w:rPr>
                 <w:rFonts w:ascii="Arial" w:hAnsi="Arial"/>
-                <w:b/>
-                <w:sz w:val="17"/>
+                <w:b w:val="0"/>
+                <w:sz w:val="19"/>
               </w:rPr>
-              <w:t>Ketua Tim Pengawas</w:t>
+              <w:t>19770909 200902 1 005</w:t>
+            </w:r>
+          </w:p>
+        </w:tc>
+        <w:tc>
+          <w:tcPr>
+            <w:tcW w:type="dxa" w:w="3231"/>
+            <w:vAlign w:val="center"/>
+            <w:tcMar>
+              <w:top w:w="75" w:type="dxa"/>
+              <w:bottom w:w="75" w:type="dxa"/>
+              <w:left w:w="110" w:type="dxa"/>
+              <w:right w:w="110" w:type="dxa"/>
+            </w:tcMar>
+          </w:tcPr>
+          <w:p>
+            <w:pPr>
+              <w:spacing w:before="0" w:after="0" w:line="276" w:lineRule="auto"/>
+              <w:jc w:val="both"/>
+            </w:pPr>
+            <w:r>
+              <w:rPr>
+                <w:rFonts w:ascii="Arial" w:hAnsi="Arial"/>
+                <w:b w:val="0"/>
+                <w:sz w:val="19"/>
+              </w:rPr>
+              <w:t>Memimpin pengawasan tertib administrasi, teknis, dan keuangan serta menguji kesesuaian keluaran terhadap KAK.</w:t>
             </w:r>
           </w:p>
         </w:tc>
       </w:tr>
       <w:tr>
+        <w:trPr>
+          <w:cantSplit/>
+        </w:trPr>
         <w:tc>
           <w:tcPr>
-            <w:tcW w:type="dxa" w:w="2160"/>
+            <w:tcW w:type="dxa" w:w="510"/>
+            <w:vAlign w:val="center"/>
+            <w:tcMar>
+              <w:top w:w="75" w:type="dxa"/>
+              <w:bottom w:w="75" w:type="dxa"/>
+              <w:left w:w="110" w:type="dxa"/>
+              <w:right w:w="110" w:type="dxa"/>
+            </w:tcMar>
           </w:tcPr>
           <w:p>
+            <w:pPr>
+              <w:spacing w:before="0" w:after="0" w:line="276" w:lineRule="auto"/>
+              <w:jc w:val="center"/>
+            </w:pPr>
             <w:r>
               <w:rPr>
                 <w:rFonts w:ascii="Arial" w:hAnsi="Arial"/>
-                <w:b/>
-                <w:sz w:val="17"/>
+                <w:b w:val="0"/>
+                <w:sz w:val="19"/>
               </w:rPr>
               <w:t>11</w:t>
             </w:r>
@@ -1217,46 +3387,107 @@
         </w:tc>
         <w:tc>
           <w:tcPr>
-            <w:tcW w:type="dxa" w:w="2160"/>
+            <w:tcW w:type="dxa" w:w="1701"/>
+            <w:vAlign w:val="center"/>
+            <w:tcMar>
+              <w:top w:w="75" w:type="dxa"/>
+              <w:bottom w:w="75" w:type="dxa"/>
+              <w:left w:w="110" w:type="dxa"/>
+              <w:right w:w="110" w:type="dxa"/>
+            </w:tcMar>
           </w:tcPr>
           <w:p>
+            <w:pPr>
+              <w:spacing w:before="0" w:after="0" w:line="276" w:lineRule="auto"/>
+              <w:jc w:val="left"/>
+            </w:pPr>
             <w:r>
               <w:rPr>
                 <w:rFonts w:ascii="Arial" w:hAnsi="Arial"/>
-                <w:sz w:val="17"/>
+                <w:b w:val="0"/>
+                <w:sz w:val="19"/>
               </w:rPr>
-              <w:t>Kh. Sri Handayani, S.Si., M.T.</w:t>
+              <w:t>Tim Pengawas</w:t>
               <w:br/>
-              <w:t>NIP. 19820402 201412 2 002</w:t>
+              <w:t>(Anggota)</w:t>
             </w:r>
           </w:p>
         </w:tc>
         <w:tc>
           <w:tcPr>
-            <w:tcW w:type="dxa" w:w="2160"/>
+            <w:tcW w:type="dxa" w:w="2041"/>
+            <w:vAlign w:val="center"/>
+            <w:tcMar>
+              <w:top w:w="75" w:type="dxa"/>
+              <w:bottom w:w="75" w:type="dxa"/>
+              <w:left w:w="110" w:type="dxa"/>
+              <w:right w:w="110" w:type="dxa"/>
+            </w:tcMar>
           </w:tcPr>
           <w:p>
+            <w:pPr>
+              <w:spacing w:before="0" w:after="0" w:line="276" w:lineRule="auto"/>
+              <w:jc w:val="left"/>
+            </w:pPr>
             <w:r>
               <w:rPr>
                 <w:rFonts w:ascii="Arial" w:hAnsi="Arial"/>
-                <w:sz w:val="17"/>
+                <w:b w:val="0"/>
+                <w:sz w:val="19"/>
               </w:rPr>
-              <w:t>Bendahara Pengeluaran</w:t>
+              <w:t>Kh. Sri Handayani, S.Si., M.T.</w:t>
             </w:r>
           </w:p>
         </w:tc>
         <w:tc>
           <w:tcPr>
-            <w:tcW w:type="dxa" w:w="2160"/>
+            <w:tcW w:type="dxa" w:w="1871"/>
+            <w:vAlign w:val="center"/>
+            <w:tcMar>
+              <w:top w:w="75" w:type="dxa"/>
+              <w:bottom w:w="75" w:type="dxa"/>
+              <w:left w:w="110" w:type="dxa"/>
+              <w:right w:w="110" w:type="dxa"/>
+            </w:tcMar>
           </w:tcPr>
           <w:p>
+            <w:pPr>
+              <w:spacing w:before="0" w:after="0" w:line="276" w:lineRule="auto"/>
+              <w:jc w:val="center"/>
+            </w:pPr>
             <w:r>
               <w:rPr>
                 <w:rFonts w:ascii="Arial" w:hAnsi="Arial"/>
-                <w:b/>
-                <w:sz w:val="17"/>
+                <w:b w:val="0"/>
+                <w:sz w:val="19"/>
               </w:rPr>
-              <w:t>Anggota Pengawas Keuangan</w:t>
+              <w:t>19820402 201412 2 002</w:t>
+            </w:r>
+          </w:p>
+        </w:tc>
+        <w:tc>
+          <w:tcPr>
+            <w:tcW w:type="dxa" w:w="3231"/>
+            <w:vAlign w:val="center"/>
+            <w:tcMar>
+              <w:top w:w="75" w:type="dxa"/>
+              <w:bottom w:w="75" w:type="dxa"/>
+              <w:left w:w="110" w:type="dxa"/>
+              <w:right w:w="110" w:type="dxa"/>
+            </w:tcMar>
+          </w:tcPr>
+          <w:p>
+            <w:pPr>
+              <w:spacing w:before="0" w:after="0" w:line="276" w:lineRule="auto"/>
+              <w:jc w:val="both"/>
+            </w:pPr>
+            <w:r>
+              <w:rPr>
+                <w:rFonts w:ascii="Arial" w:hAnsi="Arial"/>
+                <w:b w:val="0"/>
+                <w:sz w:val="19"/>
+              </w:rPr>
+              <w:t>Melakukan verifikasi bukti pengeluaran riil, kepatuhan perpajakan, dan rekonsiliasi realisasi anggaran swakelola.</w:t>
             </w:r>
           </w:p>
         </w:tc>
@@ -1264,54 +3495,93 @@
     </w:tbl>
     <w:p>
       <w:pPr>
-        <w:spacing w:before="280" w:after="80"/>
-        <w:jc w:val="right"/>
+        <w:spacing w:before="0" w:after="120"/>
       </w:pPr>
-      <w:r>
-        <w:rPr>
-          <w:rFonts w:ascii="Arial" w:hAnsi="Arial"/>
-          <w:sz w:val="20"/>
-        </w:rPr>
-        <w:t>Pekanbaru, 23 September 2025</w:t>
-      </w:r>
     </w:p>
-    <w:p>
-      <w:pPr>
-        <w:jc w:val="right"/>
-      </w:pPr>
-      <w:r>
-        <w:rPr>
-          <w:rFonts w:ascii="Arial" w:hAnsi="Arial"/>
-          <w:b/>
-          <w:sz w:val="20"/>
-        </w:rPr>
-        <w:t>Kuasa Pengguna Anggaran</w:t>
-        <w:br/>
-        <w:t>Satuan Kerja Pelaksanaan Prasarana Strategis Riau</w:t>
-      </w:r>
-    </w:p>
-    <w:p>
-      <w:pPr>
-        <w:jc w:val="right"/>
-      </w:pPr>
-      <w:r>
-        <w:rPr>
-          <w:rFonts w:ascii="Arial" w:hAnsi="Arial"/>
-          <w:b/>
-          <w:sz w:val="20"/>
-        </w:rPr>
-        <w:br/>
-        <w:br/>
-        <w:br/>
-        <w:br/>
-        <w:t>Muhammad Yudi Prasetya, S.T.</w:t>
-        <w:br/>
-        <w:t>NIP. 19800214 201412 1 002</w:t>
-      </w:r>
-    </w:p>
+    <w:tbl>
+      <w:tblPr>
+        <w:tblW w:type="auto" w:w="0"/>
+        <w:jc w:val="center"/>
+        <w:tblLayout w:type="fixed"/>
+        <w:tblLook w:firstColumn="1" w:firstRow="1" w:lastColumn="0" w:lastRow="0" w:noHBand="0" w:noVBand="1" w:val="04A0"/>
+        <w:tblBorders>
+          <w:top w:val="none" w:sz="0" w:space="0" w:color="auto"/>
+          <w:left w:val="none" w:sz="0" w:space="0" w:color="auto"/>
+          <w:bottom w:val="none" w:sz="0" w:space="0" w:color="auto"/>
+          <w:right w:val="none" w:sz="0" w:space="0" w:color="auto"/>
+          <w:insideH w:val="none" w:sz="0" w:space="0" w:color="auto"/>
+          <w:insideV w:val="none" w:sz="0" w:space="0" w:color="auto"/>
+        </w:tblBorders>
+      </w:tblPr>
+      <w:tblGrid>
+        <w:gridCol w:w="4677"/>
+        <w:gridCol w:w="4677"/>
+      </w:tblGrid>
+      <w:tr>
+        <w:trPr>
+          <w:cantSplit/>
+        </w:trPr>
+        <w:tc>
+          <w:tcPr>
+            <w:tcW w:type="dxa" w:w="4819"/>
+          </w:tcPr>
+          <w:p/>
+        </w:tc>
+        <w:tc>
+          <w:tcPr>
+            <w:tcW w:type="dxa" w:w="4535"/>
+          </w:tcPr>
+          <w:p>
+            <w:pPr>
+              <w:spacing w:before="160" w:after="0" w:line="276" w:lineRule="auto"/>
+              <w:jc w:val="left"/>
+            </w:pPr>
+            <w:r>
+              <w:rPr>
+                <w:rFonts w:ascii="Arial" w:hAnsi="Arial"/>
+                <w:sz w:val="21"/>
+              </w:rPr>
+              <w:t>Pekanbaru, 23 September 2025</w:t>
+              <w:br/>
+            </w:r>
+            <w:r>
+              <w:rPr>
+                <w:rFonts w:ascii="Arial" w:hAnsi="Arial"/>
+                <w:b/>
+                <w:sz w:val="21"/>
+              </w:rPr>
+              <w:t>Kuasa Pengguna Anggaran / Kepala Satuan Kerja</w:t>
+              <w:br/>
+              <w:t>Pelaksanaan Prasarana Strategis Riau,</w:t>
+              <w:br/>
+              <w:br/>
+              <w:br/>
+              <w:br/>
+            </w:r>
+            <w:r>
+              <w:rPr>
+                <w:rFonts w:ascii="Arial" w:hAnsi="Arial"/>
+                <w:b/>
+                <w:sz w:val="21"/>
+                <w:u w:val="single"/>
+              </w:rPr>
+              <w:t>Muhammad Yudi Prasetya, S.T.</w:t>
+              <w:br/>
+            </w:r>
+            <w:r>
+              <w:rPr>
+                <w:rFonts w:ascii="Arial" w:hAnsi="Arial"/>
+                <w:sz w:val="21"/>
+              </w:rPr>
+              <w:t>NIP. 19800214 201412 1 002</w:t>
+            </w:r>
+          </w:p>
+        </w:tc>
+      </w:tr>
+    </w:tbl>
     <w:sectPr>
-      <w:pgSz w:w="12240" w:h="15840"/>
-      <w:pgMar w:top="1440" w:right="1800" w:bottom="1440" w:left="1800" w:header="720" w:footer="720" w:gutter="0"/>
+      <w:pgSz w:w="11906" w:h="16838"/>
+      <w:pgMar w:top="1020" w:right="1276" w:bottom="1134" w:left="1276" w:header="720" w:footer="720" w:gutter="0"/>
       <w:cols w:space="720"/>
       <w:docGrid w:linePitch="360"/>
     </w:sectPr>
@@ -1682,6 +3952,14 @@
     <w:name w:val="Normal"/>
     <w:qFormat/>
     <w:rsid w:val="00FC693F"/>
+    <w:pPr>
+      <w:spacing w:line="288" w:lineRule="auto" w:after="80"/>
+    </w:pPr>
+    <w:rPr>
+      <w:rFonts w:ascii="Arial" w:hAnsi="Arial"/>
+      <w:color w:val="000000"/>
+      <w:sz w:val="21"/>
+    </w:rPr>
   </w:style>
   <w:style w:type="paragraph" w:styleId="Header">
     <w:name w:val="header"/>
